--- a/Распиновка  подключения плат.docx
+++ b/Распиновка  подключения плат.docx
@@ -5,6 +5,9 @@
     <w:p>
       <w:pPr>
         <w:spacing w:line="240" w:lineRule="auto"/>
+        <w:rPr>
+          <w:lang w:val="ru-RU"/>
+        </w:rPr>
       </w:pPr>
       <w:r>
         <w:rPr>
@@ -13,7 +16,25 @@
         <w:t xml:space="preserve">Контроллер </w:t>
       </w:r>
       <w:r>
-        <w:t>STM32H723ZGT</w:t>
+        <w:t>STM</w:t>
+      </w:r>
+      <w:r>
+        <w:rPr>
+          <w:lang w:val="ru-RU"/>
+        </w:rPr>
+        <w:t>32</w:t>
+      </w:r>
+      <w:r>
+        <w:t>H</w:t>
+      </w:r>
+      <w:r>
+        <w:rPr>
+          <w:lang w:val="ru-RU"/>
+        </w:rPr>
+        <w:t>723</w:t>
+      </w:r>
+      <w:r>
+        <w:t>ZGT</w:t>
       </w:r>
     </w:p>
     <w:p>
@@ -62,9 +83,11 @@
         </w:rPr>
         <w:t xml:space="preserve">, а также 18 линий </w:t>
       </w:r>
+      <w:proofErr w:type="spellStart"/>
       <w:r>
         <w:t>ChipSelect</w:t>
       </w:r>
+      <w:proofErr w:type="spellEnd"/>
       <w:r>
         <w:rPr>
           <w:lang w:val="ru-RU"/>
@@ -285,13 +308,7 @@
               <w:rPr>
                 <w:lang w:val="ru-RU"/>
               </w:rPr>
-              <w:t>Нижняя</w:t>
-            </w:r>
-            <w:r>
-              <w:rPr>
-                <w:lang w:val="ru-RU"/>
-              </w:rPr>
-              <w:t xml:space="preserve"> плата</w:t>
+              <w:t>Нижняя плата</w:t>
             </w:r>
           </w:p>
         </w:tc>
@@ -455,19 +472,19 @@
               <w:t>SPI</w:t>
             </w:r>
             <w:r>
+              <w:rPr>
+                <w:lang w:val="ru-RU"/>
+              </w:rPr>
               <w:t>1</w:t>
             </w:r>
             <w:r>
               <w:t xml:space="preserve">) </w:t>
             </w:r>
             <w:r>
-              <w:t>CS1</w:t>
-            </w:r>
-            <w:r>
-              <w:rPr>
-                <w:lang w:val="ru-RU"/>
-              </w:rPr>
-              <w:t>3</w:t>
+              <w:t>CS</w:t>
+            </w:r>
+            <w:r>
+              <w:t xml:space="preserve"> 1</w:t>
             </w:r>
           </w:p>
         </w:tc>
@@ -481,7 +498,7 @@
               <w:jc w:val="center"/>
             </w:pPr>
             <w:r>
-              <w:t>PF13</w:t>
+              <w:t>PC4</w:t>
             </w:r>
           </w:p>
         </w:tc>
@@ -532,6 +549,9 @@
               <w:t>SPI</w:t>
             </w:r>
             <w:r>
+              <w:rPr>
+                <w:lang w:val="ru-RU"/>
+              </w:rPr>
               <w:t>1</w:t>
             </w:r>
             <w:r>
@@ -541,10 +561,7 @@
               <w:t>CS</w:t>
             </w:r>
             <w:r>
-              <w:rPr>
-                <w:lang w:val="ru-RU"/>
-              </w:rPr>
-              <w:t>14</w:t>
+              <w:t xml:space="preserve"> 2</w:t>
             </w:r>
           </w:p>
         </w:tc>
@@ -558,7 +575,7 @@
               <w:jc w:val="center"/>
             </w:pPr>
             <w:r>
-              <w:t>PF14</w:t>
+              <w:t>PC5</w:t>
             </w:r>
           </w:p>
         </w:tc>
@@ -609,6 +626,9 @@
               <w:t>SPI</w:t>
             </w:r>
             <w:r>
+              <w:rPr>
+                <w:lang w:val="ru-RU"/>
+              </w:rPr>
               <w:t>1</w:t>
             </w:r>
             <w:r>
@@ -618,10 +638,7 @@
               <w:t>CS</w:t>
             </w:r>
             <w:r>
-              <w:rPr>
-                <w:lang w:val="ru-RU"/>
-              </w:rPr>
-              <w:t>15</w:t>
+              <w:t xml:space="preserve"> 3</w:t>
             </w:r>
           </w:p>
         </w:tc>
@@ -635,7 +652,7 @@
               <w:jc w:val="center"/>
             </w:pPr>
             <w:r>
-              <w:t>PE8</w:t>
+              <w:t>PG0</w:t>
             </w:r>
           </w:p>
         </w:tc>
@@ -686,6 +703,9 @@
               <w:t>SPI</w:t>
             </w:r>
             <w:r>
+              <w:rPr>
+                <w:lang w:val="ru-RU"/>
+              </w:rPr>
               <w:t>1</w:t>
             </w:r>
             <w:r>
@@ -695,10 +715,7 @@
               <w:t>CS</w:t>
             </w:r>
             <w:r>
-              <w:rPr>
-                <w:lang w:val="ru-RU"/>
-              </w:rPr>
-              <w:t>16</w:t>
+              <w:t xml:space="preserve"> 4</w:t>
             </w:r>
           </w:p>
         </w:tc>
@@ -712,7 +729,7 @@
               <w:jc w:val="center"/>
             </w:pPr>
             <w:r>
-              <w:t>PE9</w:t>
+              <w:t>PF15</w:t>
             </w:r>
           </w:p>
         </w:tc>
@@ -763,6 +780,9 @@
               <w:t>SPI</w:t>
             </w:r>
             <w:r>
+              <w:rPr>
+                <w:lang w:val="ru-RU"/>
+              </w:rPr>
               <w:t>1</w:t>
             </w:r>
             <w:r>
@@ -772,10 +792,7 @@
               <w:t>CS</w:t>
             </w:r>
             <w:r>
-              <w:rPr>
-                <w:lang w:val="ru-RU"/>
-              </w:rPr>
-              <w:t>17</w:t>
+              <w:t xml:space="preserve"> 5</w:t>
             </w:r>
           </w:p>
         </w:tc>
@@ -789,7 +806,7 @@
               <w:jc w:val="center"/>
             </w:pPr>
             <w:r>
-              <w:t>PB13</w:t>
+              <w:t>PE10</w:t>
             </w:r>
           </w:p>
         </w:tc>
@@ -841,6 +858,9 @@
               <w:t>SPI</w:t>
             </w:r>
             <w:r>
+              <w:rPr>
+                <w:lang w:val="ru-RU"/>
+              </w:rPr>
               <w:t>1</w:t>
             </w:r>
             <w:r>
@@ -850,10 +870,7 @@
               <w:t>CS</w:t>
             </w:r>
             <w:r>
-              <w:rPr>
-                <w:lang w:val="ru-RU"/>
-              </w:rPr>
-              <w:t>18</w:t>
+              <w:t xml:space="preserve"> 6</w:t>
             </w:r>
           </w:p>
         </w:tc>
@@ -870,7 +887,7 @@
               <w:jc w:val="center"/>
             </w:pPr>
             <w:r>
-              <w:t>PB12</w:t>
+              <w:t>PE11</w:t>
             </w:r>
           </w:p>
         </w:tc>
@@ -1108,10 +1125,7 @@
               <w:t>SPI</w:t>
             </w:r>
             <w:r>
-              <w:t>5</w:t>
-            </w:r>
-            <w:r>
-              <w:t xml:space="preserve">) </w:t>
+              <w:t xml:space="preserve">5) </w:t>
             </w:r>
             <w:r>
               <w:t>CS</w:t>
@@ -1173,10 +1187,7 @@
               <w:t>SPI</w:t>
             </w:r>
             <w:r>
-              <w:t>5</w:t>
-            </w:r>
-            <w:r>
-              <w:t xml:space="preserve">) </w:t>
+              <w:t xml:space="preserve">5) </w:t>
             </w:r>
             <w:r>
               <w:t>CS</w:t>
@@ -1238,10 +1249,7 @@
               <w:t>SPI</w:t>
             </w:r>
             <w:r>
-              <w:t>5</w:t>
-            </w:r>
-            <w:r>
-              <w:t xml:space="preserve">) </w:t>
+              <w:t xml:space="preserve">5) </w:t>
             </w:r>
             <w:r>
               <w:t>CS</w:t>
@@ -1303,10 +1311,7 @@
               <w:t>SPI</w:t>
             </w:r>
             <w:r>
-              <w:t>5</w:t>
-            </w:r>
-            <w:r>
-              <w:t xml:space="preserve">) </w:t>
+              <w:t xml:space="preserve">5) </w:t>
             </w:r>
             <w:r>
               <w:t>CS</w:t>
@@ -1368,10 +1373,7 @@
               <w:t>SPI</w:t>
             </w:r>
             <w:r>
-              <w:t>5</w:t>
-            </w:r>
-            <w:r>
-              <w:t xml:space="preserve">) </w:t>
+              <w:t xml:space="preserve">5) </w:t>
             </w:r>
             <w:r>
               <w:t>CS</w:t>
@@ -1433,10 +1435,7 @@
               <w:t>SPI</w:t>
             </w:r>
             <w:r>
-              <w:t>5</w:t>
-            </w:r>
-            <w:r>
-              <w:t xml:space="preserve">) </w:t>
+              <w:t xml:space="preserve">5) </w:t>
             </w:r>
             <w:r>
               <w:t>CS</w:t>
@@ -1512,10 +1511,7 @@
               <w:jc w:val="center"/>
             </w:pPr>
             <w:r>
-              <w:t>P</w:t>
-            </w:r>
-            <w:r>
-              <w:t>E2</w:t>
+              <w:t>PE2</w:t>
             </w:r>
           </w:p>
         </w:tc>
@@ -1684,19 +1680,22 @@
               <w:t>SPI</w:t>
             </w:r>
             <w:r>
+              <w:rPr>
+                <w:lang w:val="ru-RU"/>
+              </w:rPr>
               <w:t>4</w:t>
             </w:r>
             <w:r>
               <w:t xml:space="preserve">) </w:t>
             </w:r>
             <w:r>
-              <w:t>CS</w:t>
-            </w:r>
-            <w:r>
-              <w:t xml:space="preserve"> </w:t>
-            </w:r>
-            <w:r>
-              <w:t>1</w:t>
+              <w:t>CS1</w:t>
+            </w:r>
+            <w:r>
+              <w:rPr>
+                <w:lang w:val="ru-RU"/>
+              </w:rPr>
+              <w:t>3</w:t>
             </w:r>
           </w:p>
         </w:tc>
@@ -1710,7 +1709,7 @@
               <w:jc w:val="center"/>
             </w:pPr>
             <w:r>
-              <w:t>PC4</w:t>
+              <w:t>PF13</w:t>
             </w:r>
           </w:p>
         </w:tc>
@@ -1752,6 +1751,9 @@
               <w:t>SPI</w:t>
             </w:r>
             <w:r>
+              <w:rPr>
+                <w:lang w:val="ru-RU"/>
+              </w:rPr>
               <w:t>4</w:t>
             </w:r>
             <w:r>
@@ -1761,10 +1763,10 @@
               <w:t>CS</w:t>
             </w:r>
             <w:r>
-              <w:t xml:space="preserve"> </w:t>
-            </w:r>
-            <w:r>
-              <w:t>2</w:t>
+              <w:rPr>
+                <w:lang w:val="ru-RU"/>
+              </w:rPr>
+              <w:t>14</w:t>
             </w:r>
           </w:p>
         </w:tc>
@@ -1778,7 +1780,7 @@
               <w:jc w:val="center"/>
             </w:pPr>
             <w:r>
-              <w:t>PC5</w:t>
+              <w:t>PF14</w:t>
             </w:r>
           </w:p>
         </w:tc>
@@ -1820,6 +1822,9 @@
               <w:t>SPI</w:t>
             </w:r>
             <w:r>
+              <w:rPr>
+                <w:lang w:val="ru-RU"/>
+              </w:rPr>
               <w:t>4</w:t>
             </w:r>
             <w:r>
@@ -1829,10 +1834,10 @@
               <w:t>CS</w:t>
             </w:r>
             <w:r>
-              <w:t xml:space="preserve"> </w:t>
-            </w:r>
-            <w:r>
-              <w:t>3</w:t>
+              <w:rPr>
+                <w:lang w:val="ru-RU"/>
+              </w:rPr>
+              <w:t>15</w:t>
             </w:r>
           </w:p>
         </w:tc>
@@ -1846,7 +1851,7 @@
               <w:jc w:val="center"/>
             </w:pPr>
             <w:r>
-              <w:t>PG0</w:t>
+              <w:t>PE8</w:t>
             </w:r>
           </w:p>
         </w:tc>
@@ -1888,6 +1893,9 @@
               <w:t>SPI</w:t>
             </w:r>
             <w:r>
+              <w:rPr>
+                <w:lang w:val="ru-RU"/>
+              </w:rPr>
               <w:t>4</w:t>
             </w:r>
             <w:r>
@@ -1897,10 +1905,10 @@
               <w:t>CS</w:t>
             </w:r>
             <w:r>
-              <w:t xml:space="preserve"> </w:t>
-            </w:r>
-            <w:r>
-              <w:t>4</w:t>
+              <w:rPr>
+                <w:lang w:val="ru-RU"/>
+              </w:rPr>
+              <w:t>16</w:t>
             </w:r>
           </w:p>
         </w:tc>
@@ -1914,7 +1922,7 @@
               <w:jc w:val="center"/>
             </w:pPr>
             <w:r>
-              <w:t>PF15</w:t>
+              <w:t>PE9</w:t>
             </w:r>
           </w:p>
         </w:tc>
@@ -1956,6 +1964,9 @@
               <w:t>SPI</w:t>
             </w:r>
             <w:r>
+              <w:rPr>
+                <w:lang w:val="ru-RU"/>
+              </w:rPr>
               <w:t>4</w:t>
             </w:r>
             <w:r>
@@ -1965,10 +1976,10 @@
               <w:t>CS</w:t>
             </w:r>
             <w:r>
-              <w:t xml:space="preserve"> </w:t>
-            </w:r>
-            <w:r>
-              <w:t>5</w:t>
+              <w:rPr>
+                <w:lang w:val="ru-RU"/>
+              </w:rPr>
+              <w:t>17</w:t>
             </w:r>
           </w:p>
         </w:tc>
@@ -1982,7 +1993,7 @@
               <w:jc w:val="center"/>
             </w:pPr>
             <w:r>
-              <w:t>PE10</w:t>
+              <w:t>PB13</w:t>
             </w:r>
           </w:p>
         </w:tc>
@@ -2025,6 +2036,9 @@
               <w:t>SPI</w:t>
             </w:r>
             <w:r>
+              <w:rPr>
+                <w:lang w:val="ru-RU"/>
+              </w:rPr>
               <w:t>4</w:t>
             </w:r>
             <w:r>
@@ -2034,10 +2048,10 @@
               <w:t>CS</w:t>
             </w:r>
             <w:r>
-              <w:t xml:space="preserve"> </w:t>
-            </w:r>
-            <w:r>
-              <w:t>6</w:t>
+              <w:rPr>
+                <w:lang w:val="ru-RU"/>
+              </w:rPr>
+              <w:t>18</w:t>
             </w:r>
           </w:p>
         </w:tc>
@@ -2051,7 +2065,7 @@
               <w:jc w:val="center"/>
             </w:pPr>
             <w:r>
-              <w:t>PE11</w:t>
+              <w:t>PB12</w:t>
             </w:r>
           </w:p>
         </w:tc>
@@ -2086,628 +2100,10 @@
       <w:pPr>
         <w:spacing w:line="240" w:lineRule="auto"/>
         <w:rPr>
-          <w:color w:val="EE0000"/>
-          <w:lang w:val="ru-RU"/>
-        </w:rPr>
-      </w:pPr>
-      <w:r>
-        <w:rPr>
-          <w:color w:val="EE0000"/>
-          <w:lang w:val="ru-RU"/>
-        </w:rPr>
-        <w:t xml:space="preserve">Таблица </w:t>
-      </w:r>
-      <w:r>
-        <w:rPr>
-          <w:color w:val="EE0000"/>
-          <w:lang w:val="ru-RU"/>
-        </w:rPr>
-        <w:t>2</w:t>
-      </w:r>
-      <w:r>
-        <w:rPr>
-          <w:color w:val="EE0000"/>
-          <w:lang w:val="ru-RU"/>
-        </w:rPr>
-        <w:t xml:space="preserve">. (Таблица соединений контроллера с </w:t>
-      </w:r>
-      <w:r>
-        <w:rPr>
-          <w:color w:val="EE0000"/>
-          <w:lang w:val="ru-RU"/>
-        </w:rPr>
-        <w:t>верним</w:t>
-      </w:r>
-      <w:r>
-        <w:rPr>
-          <w:color w:val="EE0000"/>
-          <w:lang w:val="ru-RU"/>
-        </w:rPr>
-        <w:t xml:space="preserve"> массивом из 18 </w:t>
-      </w:r>
-      <w:r>
-        <w:rPr>
-          <w:color w:val="EE0000"/>
-        </w:rPr>
-        <w:t>ICM</w:t>
-      </w:r>
-      <w:r>
-        <w:rPr>
-          <w:color w:val="EE0000"/>
-          <w:lang w:val="ru-RU"/>
-        </w:rPr>
-        <w:t>-45686.</w:t>
-      </w:r>
-      <w:r>
-        <w:rPr>
-          <w:color w:val="EE0000"/>
-          <w:lang w:val="ru-RU"/>
-        </w:rPr>
-        <w:t xml:space="preserve"> НЕ ДОДЕЛАННАЯ ТАБЛИЦА</w:t>
-      </w:r>
-    </w:p>
-    <w:p>
-      <w:pPr>
-        <w:spacing w:line="240" w:lineRule="auto"/>
-        <w:rPr>
-          <w:color w:val="EE0000"/>
           <w:lang w:val="ru-RU"/>
         </w:rPr>
       </w:pPr>
     </w:p>
-    <w:tbl>
-      <w:tblPr>
-        <w:tblStyle w:val="ac"/>
-        <w:tblW w:w="0" w:type="auto"/>
-        <w:tblLook w:val="04A0" w:firstRow="1" w:lastRow="0" w:firstColumn="1" w:lastColumn="0" w:noHBand="0" w:noVBand="1"/>
-      </w:tblPr>
-      <w:tblGrid>
-        <w:gridCol w:w="3116"/>
-        <w:gridCol w:w="3117"/>
-        <w:gridCol w:w="3117"/>
-      </w:tblGrid>
-      <w:tr>
-        <w:tc>
-          <w:tcPr>
-            <w:tcW w:w="3116" w:type="dxa"/>
-          </w:tcPr>
-          <w:p>
-            <w:pPr>
-              <w:spacing w:line="240" w:lineRule="auto"/>
-              <w:rPr>
-                <w:color w:val="EE0000"/>
-              </w:rPr>
-            </w:pPr>
-            <w:r>
-              <w:rPr>
-                <w:color w:val="EE0000"/>
-              </w:rPr>
-              <w:t>SPI6 CLCK</w:t>
-            </w:r>
-          </w:p>
-        </w:tc>
-        <w:tc>
-          <w:tcPr>
-            <w:tcW w:w="3117" w:type="dxa"/>
-          </w:tcPr>
-          <w:p>
-            <w:pPr>
-              <w:spacing w:line="240" w:lineRule="auto"/>
-              <w:rPr>
-                <w:color w:val="EE0000"/>
-              </w:rPr>
-            </w:pPr>
-            <w:r>
-              <w:rPr>
-                <w:color w:val="EE0000"/>
-              </w:rPr>
-              <w:t>PC12</w:t>
-            </w:r>
-          </w:p>
-        </w:tc>
-        <w:tc>
-          <w:tcPr>
-            <w:tcW w:w="3117" w:type="dxa"/>
-          </w:tcPr>
-          <w:p>
-            <w:pPr>
-              <w:spacing w:line="240" w:lineRule="auto"/>
-              <w:rPr>
-                <w:color w:val="EE0000"/>
-                <w:lang w:val="ru-RU"/>
-              </w:rPr>
-            </w:pPr>
-            <w:r>
-              <w:rPr>
-                <w:color w:val="EE0000"/>
-                <w:lang w:val="ru-RU"/>
-              </w:rPr>
-              <w:t>Верхняя плата</w:t>
-            </w:r>
-          </w:p>
-        </w:tc>
-      </w:tr>
-      <w:tr>
-        <w:tc>
-          <w:tcPr>
-            <w:tcW w:w="3116" w:type="dxa"/>
-          </w:tcPr>
-          <w:p>
-            <w:pPr>
-              <w:spacing w:line="240" w:lineRule="auto"/>
-              <w:rPr>
-                <w:color w:val="EE0000"/>
-              </w:rPr>
-            </w:pPr>
-            <w:r>
-              <w:rPr>
-                <w:color w:val="EE0000"/>
-              </w:rPr>
-              <w:t>SPI6 MISO</w:t>
-            </w:r>
-          </w:p>
-        </w:tc>
-        <w:tc>
-          <w:tcPr>
-            <w:tcW w:w="3117" w:type="dxa"/>
-          </w:tcPr>
-          <w:p>
-            <w:pPr>
-              <w:spacing w:line="240" w:lineRule="auto"/>
-              <w:rPr>
-                <w:color w:val="EE0000"/>
-              </w:rPr>
-            </w:pPr>
-            <w:r>
-              <w:rPr>
-                <w:color w:val="EE0000"/>
-              </w:rPr>
-              <w:t>PG12</w:t>
-            </w:r>
-          </w:p>
-        </w:tc>
-        <w:tc>
-          <w:tcPr>
-            <w:tcW w:w="3117" w:type="dxa"/>
-          </w:tcPr>
-          <w:p>
-            <w:pPr>
-              <w:spacing w:line="240" w:lineRule="auto"/>
-              <w:rPr>
-                <w:color w:val="EE0000"/>
-              </w:rPr>
-            </w:pPr>
-            <w:r>
-              <w:rPr>
-                <w:color w:val="EE0000"/>
-                <w:lang w:val="ru-RU"/>
-              </w:rPr>
-              <w:t>Верхняя плата</w:t>
-            </w:r>
-          </w:p>
-        </w:tc>
-      </w:tr>
-      <w:tr>
-        <w:tc>
-          <w:tcPr>
-            <w:tcW w:w="3116" w:type="dxa"/>
-          </w:tcPr>
-          <w:p>
-            <w:pPr>
-              <w:spacing w:line="240" w:lineRule="auto"/>
-              <w:rPr>
-                <w:color w:val="EE0000"/>
-              </w:rPr>
-            </w:pPr>
-            <w:r>
-              <w:rPr>
-                <w:color w:val="EE0000"/>
-              </w:rPr>
-              <w:t>SPI6 MOSI</w:t>
-            </w:r>
-          </w:p>
-        </w:tc>
-        <w:tc>
-          <w:tcPr>
-            <w:tcW w:w="3117" w:type="dxa"/>
-          </w:tcPr>
-          <w:p>
-            <w:pPr>
-              <w:spacing w:line="240" w:lineRule="auto"/>
-              <w:rPr>
-                <w:color w:val="EE0000"/>
-              </w:rPr>
-            </w:pPr>
-            <w:r>
-              <w:rPr>
-                <w:color w:val="EE0000"/>
-              </w:rPr>
-              <w:t>PG14</w:t>
-            </w:r>
-          </w:p>
-        </w:tc>
-        <w:tc>
-          <w:tcPr>
-            <w:tcW w:w="3117" w:type="dxa"/>
-          </w:tcPr>
-          <w:p>
-            <w:pPr>
-              <w:spacing w:line="240" w:lineRule="auto"/>
-              <w:rPr>
-                <w:color w:val="EE0000"/>
-              </w:rPr>
-            </w:pPr>
-            <w:r>
-              <w:rPr>
-                <w:color w:val="EE0000"/>
-                <w:lang w:val="ru-RU"/>
-              </w:rPr>
-              <w:t>Верхняя плата</w:t>
-            </w:r>
-          </w:p>
-        </w:tc>
-      </w:tr>
-      <w:tr>
-        <w:tc>
-          <w:tcPr>
-            <w:tcW w:w="3116" w:type="dxa"/>
-          </w:tcPr>
-          <w:p>
-            <w:pPr>
-              <w:spacing w:line="240" w:lineRule="auto"/>
-              <w:rPr>
-                <w:color w:val="EE0000"/>
-              </w:rPr>
-            </w:pPr>
-            <w:r>
-              <w:rPr>
-                <w:color w:val="EE0000"/>
-              </w:rPr>
-              <w:t xml:space="preserve">(SPI6) CS1 </w:t>
-            </w:r>
-          </w:p>
-        </w:tc>
-        <w:tc>
-          <w:tcPr>
-            <w:tcW w:w="3117" w:type="dxa"/>
-          </w:tcPr>
-          <w:p>
-            <w:pPr>
-              <w:spacing w:line="240" w:lineRule="auto"/>
-              <w:rPr>
-                <w:color w:val="EE0000"/>
-              </w:rPr>
-            </w:pPr>
-            <w:r>
-              <w:rPr>
-                <w:color w:val="EE0000"/>
-              </w:rPr>
-              <w:t>PC9</w:t>
-            </w:r>
-          </w:p>
-        </w:tc>
-        <w:tc>
-          <w:tcPr>
-            <w:tcW w:w="3117" w:type="dxa"/>
-          </w:tcPr>
-          <w:p>
-            <w:pPr>
-              <w:spacing w:line="240" w:lineRule="auto"/>
-              <w:rPr>
-                <w:color w:val="EE0000"/>
-              </w:rPr>
-            </w:pPr>
-            <w:r>
-              <w:rPr>
-                <w:color w:val="EE0000"/>
-                <w:lang w:val="ru-RU"/>
-              </w:rPr>
-              <w:t>Верхняя плата</w:t>
-            </w:r>
-          </w:p>
-        </w:tc>
-      </w:tr>
-      <w:tr>
-        <w:tc>
-          <w:tcPr>
-            <w:tcW w:w="3116" w:type="dxa"/>
-          </w:tcPr>
-          <w:p>
-            <w:pPr>
-              <w:spacing w:line="240" w:lineRule="auto"/>
-              <w:rPr>
-                <w:color w:val="EE0000"/>
-              </w:rPr>
-            </w:pPr>
-            <w:r>
-              <w:rPr>
-                <w:color w:val="EE0000"/>
-              </w:rPr>
-              <w:t>(SPI6) CS2</w:t>
-            </w:r>
-          </w:p>
-        </w:tc>
-        <w:tc>
-          <w:tcPr>
-            <w:tcW w:w="3117" w:type="dxa"/>
-          </w:tcPr>
-          <w:p>
-            <w:pPr>
-              <w:spacing w:line="240" w:lineRule="auto"/>
-              <w:rPr>
-                <w:color w:val="EE0000"/>
-              </w:rPr>
-            </w:pPr>
-            <w:r>
-              <w:rPr>
-                <w:color w:val="EE0000"/>
-              </w:rPr>
-              <w:t>PA8</w:t>
-            </w:r>
-          </w:p>
-        </w:tc>
-        <w:tc>
-          <w:tcPr>
-            <w:tcW w:w="3117" w:type="dxa"/>
-          </w:tcPr>
-          <w:p>
-            <w:pPr>
-              <w:spacing w:line="240" w:lineRule="auto"/>
-              <w:rPr>
-                <w:color w:val="EE0000"/>
-              </w:rPr>
-            </w:pPr>
-            <w:r>
-              <w:rPr>
-                <w:color w:val="EE0000"/>
-                <w:lang w:val="ru-RU"/>
-              </w:rPr>
-              <w:t>Верхняя плата</w:t>
-            </w:r>
-          </w:p>
-        </w:tc>
-      </w:tr>
-      <w:tr>
-        <w:tc>
-          <w:tcPr>
-            <w:tcW w:w="3116" w:type="dxa"/>
-          </w:tcPr>
-          <w:p>
-            <w:pPr>
-              <w:spacing w:line="240" w:lineRule="auto"/>
-              <w:rPr>
-                <w:color w:val="EE0000"/>
-              </w:rPr>
-            </w:pPr>
-            <w:r>
-              <w:rPr>
-                <w:color w:val="EE0000"/>
-              </w:rPr>
-              <w:t>(SPI6) CS3</w:t>
-            </w:r>
-          </w:p>
-        </w:tc>
-        <w:tc>
-          <w:tcPr>
-            <w:tcW w:w="3117" w:type="dxa"/>
-          </w:tcPr>
-          <w:p>
-            <w:pPr>
-              <w:spacing w:line="240" w:lineRule="auto"/>
-              <w:rPr>
-                <w:color w:val="EE0000"/>
-              </w:rPr>
-            </w:pPr>
-            <w:r>
-              <w:rPr>
-                <w:color w:val="EE0000"/>
-              </w:rPr>
-              <w:t>PD2</w:t>
-            </w:r>
-          </w:p>
-        </w:tc>
-        <w:tc>
-          <w:tcPr>
-            <w:tcW w:w="3117" w:type="dxa"/>
-          </w:tcPr>
-          <w:p>
-            <w:pPr>
-              <w:spacing w:line="240" w:lineRule="auto"/>
-              <w:rPr>
-                <w:color w:val="EE0000"/>
-              </w:rPr>
-            </w:pPr>
-            <w:r>
-              <w:rPr>
-                <w:color w:val="EE0000"/>
-                <w:lang w:val="ru-RU"/>
-              </w:rPr>
-              <w:t>Верхняя плата</w:t>
-            </w:r>
-          </w:p>
-        </w:tc>
-      </w:tr>
-      <w:tr>
-        <w:tc>
-          <w:tcPr>
-            <w:tcW w:w="3116" w:type="dxa"/>
-          </w:tcPr>
-          <w:p>
-            <w:pPr>
-              <w:spacing w:line="240" w:lineRule="auto"/>
-              <w:rPr>
-                <w:color w:val="EE0000"/>
-              </w:rPr>
-            </w:pPr>
-            <w:r>
-              <w:rPr>
-                <w:color w:val="EE0000"/>
-              </w:rPr>
-              <w:t>(SPI6) CS4</w:t>
-            </w:r>
-          </w:p>
-        </w:tc>
-        <w:tc>
-          <w:tcPr>
-            <w:tcW w:w="3117" w:type="dxa"/>
-          </w:tcPr>
-          <w:p>
-            <w:pPr>
-              <w:spacing w:line="240" w:lineRule="auto"/>
-              <w:rPr>
-                <w:color w:val="EE0000"/>
-              </w:rPr>
-            </w:pPr>
-            <w:r>
-              <w:rPr>
-                <w:color w:val="EE0000"/>
-              </w:rPr>
-              <w:t>PD3</w:t>
-            </w:r>
-          </w:p>
-        </w:tc>
-        <w:tc>
-          <w:tcPr>
-            <w:tcW w:w="3117" w:type="dxa"/>
-          </w:tcPr>
-          <w:p>
-            <w:pPr>
-              <w:spacing w:line="240" w:lineRule="auto"/>
-              <w:rPr>
-                <w:color w:val="EE0000"/>
-              </w:rPr>
-            </w:pPr>
-            <w:r>
-              <w:rPr>
-                <w:color w:val="EE0000"/>
-                <w:lang w:val="ru-RU"/>
-              </w:rPr>
-              <w:t>Верхняя плата</w:t>
-            </w:r>
-          </w:p>
-        </w:tc>
-      </w:tr>
-      <w:tr>
-        <w:tc>
-          <w:tcPr>
-            <w:tcW w:w="3116" w:type="dxa"/>
-          </w:tcPr>
-          <w:p>
-            <w:pPr>
-              <w:spacing w:line="240" w:lineRule="auto"/>
-              <w:rPr>
-                <w:color w:val="EE0000"/>
-              </w:rPr>
-            </w:pPr>
-            <w:r>
-              <w:rPr>
-                <w:color w:val="EE0000"/>
-              </w:rPr>
-              <w:t>(SPI6) CS5</w:t>
-            </w:r>
-          </w:p>
-        </w:tc>
-        <w:tc>
-          <w:tcPr>
-            <w:tcW w:w="3117" w:type="dxa"/>
-          </w:tcPr>
-          <w:p>
-            <w:pPr>
-              <w:spacing w:line="240" w:lineRule="auto"/>
-              <w:rPr>
-                <w:color w:val="EE0000"/>
-              </w:rPr>
-            </w:pPr>
-            <w:r>
-              <w:rPr>
-                <w:color w:val="EE0000"/>
-              </w:rPr>
-              <w:t>PG9</w:t>
-            </w:r>
-          </w:p>
-        </w:tc>
-        <w:tc>
-          <w:tcPr>
-            <w:tcW w:w="3117" w:type="dxa"/>
-          </w:tcPr>
-          <w:p>
-            <w:pPr>
-              <w:spacing w:line="240" w:lineRule="auto"/>
-              <w:rPr>
-                <w:color w:val="EE0000"/>
-              </w:rPr>
-            </w:pPr>
-            <w:r>
-              <w:rPr>
-                <w:color w:val="EE0000"/>
-                <w:lang w:val="ru-RU"/>
-              </w:rPr>
-              <w:t>Верхняя плата</w:t>
-            </w:r>
-          </w:p>
-        </w:tc>
-      </w:tr>
-      <w:tr>
-        <w:tc>
-          <w:tcPr>
-            <w:tcW w:w="3116" w:type="dxa"/>
-          </w:tcPr>
-          <w:p>
-            <w:pPr>
-              <w:spacing w:line="240" w:lineRule="auto"/>
-              <w:rPr>
-                <w:color w:val="EE0000"/>
-              </w:rPr>
-            </w:pPr>
-            <w:r>
-              <w:rPr>
-                <w:color w:val="EE0000"/>
-              </w:rPr>
-              <w:t>(SPI6) CS6</w:t>
-            </w:r>
-          </w:p>
-        </w:tc>
-        <w:tc>
-          <w:tcPr>
-            <w:tcW w:w="3117" w:type="dxa"/>
-          </w:tcPr>
-          <w:p>
-            <w:pPr>
-              <w:spacing w:line="240" w:lineRule="auto"/>
-              <w:rPr>
-                <w:color w:val="EE0000"/>
-              </w:rPr>
-            </w:pPr>
-            <w:r>
-              <w:rPr>
-                <w:color w:val="EE0000"/>
-              </w:rPr>
-              <w:t>PG15</w:t>
-            </w:r>
-          </w:p>
-        </w:tc>
-        <w:tc>
-          <w:tcPr>
-            <w:tcW w:w="3117" w:type="dxa"/>
-          </w:tcPr>
-          <w:p>
-            <w:pPr>
-              <w:spacing w:line="240" w:lineRule="auto"/>
-              <w:rPr>
-                <w:color w:val="EE0000"/>
-              </w:rPr>
-            </w:pPr>
-            <w:r>
-              <w:rPr>
-                <w:color w:val="EE0000"/>
-                <w:lang w:val="ru-RU"/>
-              </w:rPr>
-              <w:t>Верхняя плата</w:t>
-            </w:r>
-          </w:p>
-        </w:tc>
-      </w:tr>
-    </w:tbl>
     <w:p>
       <w:pPr>
         <w:spacing w:line="240" w:lineRule="auto"/>
@@ -3335,6 +2731,7 @@
   <w:style w:type="character" w:default="1" w:styleId="a0">
     <w:name w:val="Default Paragraph Font"/>
     <w:uiPriority w:val="1"/>
+    <w:semiHidden/>
     <w:unhideWhenUsed/>
   </w:style>
   <w:style w:type="table" w:default="1" w:styleId="a1">

--- a/Распиновка  подключения плат.docx
+++ b/Распиновка  подключения плат.docx
@@ -116,9 +116,6 @@
     <w:p>
       <w:pPr>
         <w:spacing w:line="240" w:lineRule="auto"/>
-        <w:rPr>
-          <w:lang w:val="ru-RU"/>
-        </w:rPr>
       </w:pPr>
       <w:r>
         <w:rPr>
@@ -498,7 +495,7 @@
               <w:jc w:val="center"/>
             </w:pPr>
             <w:r>
-              <w:t>PC4</w:t>
+              <w:t>PB12</w:t>
             </w:r>
           </w:p>
         </w:tc>
@@ -575,7 +572,7 @@
               <w:jc w:val="center"/>
             </w:pPr>
             <w:r>
-              <w:t>PC5</w:t>
+              <w:t>PB13</w:t>
             </w:r>
           </w:p>
         </w:tc>
@@ -652,7 +649,7 @@
               <w:jc w:val="center"/>
             </w:pPr>
             <w:r>
-              <w:t>PG0</w:t>
+              <w:t>PE8</w:t>
             </w:r>
           </w:p>
         </w:tc>
@@ -729,7 +726,7 @@
               <w:jc w:val="center"/>
             </w:pPr>
             <w:r>
-              <w:t>PF15</w:t>
+              <w:t>PE9</w:t>
             </w:r>
           </w:p>
         </w:tc>
@@ -806,7 +803,7 @@
               <w:jc w:val="center"/>
             </w:pPr>
             <w:r>
-              <w:t>PE10</w:t>
+              <w:t>PF13</w:t>
             </w:r>
           </w:p>
         </w:tc>
@@ -887,7 +884,7 @@
               <w:jc w:val="center"/>
             </w:pPr>
             <w:r>
-              <w:t>PE11</w:t>
+              <w:t>PF14</w:t>
             </w:r>
           </w:p>
         </w:tc>
@@ -1145,7 +1142,7 @@
               <w:jc w:val="center"/>
             </w:pPr>
             <w:r>
-              <w:t>PB0</w:t>
+              <w:t>PE14</w:t>
             </w:r>
           </w:p>
         </w:tc>
@@ -1207,7 +1204,7 @@
               <w:jc w:val="center"/>
             </w:pPr>
             <w:r>
-              <w:t>PB1</w:t>
+              <w:t>PE15</w:t>
             </w:r>
           </w:p>
         </w:tc>
@@ -1393,7 +1390,7 @@
               <w:jc w:val="center"/>
             </w:pPr>
             <w:r>
-              <w:t>PE14</w:t>
+              <w:t>PB0</w:t>
             </w:r>
           </w:p>
         </w:tc>
@@ -1455,7 +1452,7 @@
               <w:jc w:val="center"/>
             </w:pPr>
             <w:r>
-              <w:t>PE15</w:t>
+              <w:t>PB1</w:t>
             </w:r>
           </w:p>
         </w:tc>
@@ -1709,7 +1706,7 @@
               <w:jc w:val="center"/>
             </w:pPr>
             <w:r>
-              <w:t>PF13</w:t>
+              <w:t>PE10</w:t>
             </w:r>
           </w:p>
         </w:tc>
@@ -1780,7 +1777,7 @@
               <w:jc w:val="center"/>
             </w:pPr>
             <w:r>
-              <w:t>PF14</w:t>
+              <w:t>PE11</w:t>
             </w:r>
           </w:p>
         </w:tc>
@@ -1851,7 +1848,7 @@
               <w:jc w:val="center"/>
             </w:pPr>
             <w:r>
-              <w:t>PE8</w:t>
+              <w:t>PF15</w:t>
             </w:r>
           </w:p>
         </w:tc>
@@ -1922,7 +1919,7 @@
               <w:jc w:val="center"/>
             </w:pPr>
             <w:r>
-              <w:t>PE9</w:t>
+              <w:t>PG0</w:t>
             </w:r>
           </w:p>
         </w:tc>
@@ -1993,7 +1990,7 @@
               <w:jc w:val="center"/>
             </w:pPr>
             <w:r>
-              <w:t>PB13</w:t>
+              <w:t>PC4</w:t>
             </w:r>
           </w:p>
         </w:tc>
@@ -2029,7 +2026,6 @@
               <w:jc w:val="center"/>
             </w:pPr>
             <w:r>
-              <w:lastRenderedPageBreak/>
               <w:t>(</w:t>
             </w:r>
             <w:r>
@@ -2065,7 +2061,7 @@
               <w:jc w:val="center"/>
             </w:pPr>
             <w:r>
-              <w:t>PB12</w:t>
+              <w:t>PC5</w:t>
             </w:r>
           </w:p>
         </w:tc>
@@ -2096,27 +2092,11 @@
         </w:rPr>
       </w:pPr>
     </w:p>
-    <w:p>
-      <w:pPr>
-        <w:spacing w:line="240" w:lineRule="auto"/>
-        <w:rPr>
-          <w:lang w:val="ru-RU"/>
-        </w:rPr>
-      </w:pPr>
-    </w:p>
-    <w:p>
-      <w:pPr>
-        <w:spacing w:line="240" w:lineRule="auto"/>
-        <w:rPr>
-          <w:lang w:val="ru-RU"/>
-        </w:rPr>
-      </w:pPr>
-    </w:p>
     <w:sectPr>
       <w:pgSz w:w="12240" w:h="15840"/>
-      <w:pgMar w:top="1440" w:right="1440" w:bottom="1440" w:left="1440" w:header="708" w:footer="708" w:gutter="0"/>
+      <w:pgMar w:top="1134" w:right="850" w:bottom="1134" w:left="1701" w:header="708" w:footer="708" w:gutter="0"/>
       <w:cols w:space="708"/>
-      <w:docGrid w:linePitch="360"/>
+      <w:docGrid w:linePitch="381"/>
     </w:sectPr>
   </w:body>
 </w:document>

--- a/Распиновка  подключения плат.docx
+++ b/Распиновка  подключения плат.docx
@@ -1,6 +1,6 @@
 
 <file path=word/document.xml><?xml version="1.0" encoding="utf-8"?>
-<w:document xmlns:wpc="http://schemas.microsoft.com/office/word/2010/wordprocessingCanvas" xmlns:cx="http://schemas.microsoft.com/office/drawing/2014/chartex" xmlns:cx1="http://schemas.microsoft.com/office/drawing/2015/9/8/chartex" xmlns:cx2="http://schemas.microsoft.com/office/drawing/2015/10/21/chartex" xmlns:cx3="http://schemas.microsoft.com/office/drawing/2016/5/9/chartex" xmlns:cx4="http://schemas.microsoft.com/office/drawing/2016/5/10/chartex" xmlns:cx5="http://schemas.microsoft.com/office/drawing/2016/5/11/chartex" xmlns:cx6="http://schemas.microsoft.com/office/drawing/2016/5/12/chartex" xmlns:cx7="http://schemas.microsoft.com/office/drawing/2016/5/13/chartex" xmlns:cx8="http://schemas.microsoft.com/office/drawing/2016/5/14/chartex" xmlns:mc="http://schemas.openxmlformats.org/markup-compatibility/2006" xmlns:aink="http://schemas.microsoft.com/office/drawing/2016/ink" xmlns:am3d="http://schemas.microsoft.com/office/drawing/2017/model3d" xmlns:o="urn:schemas-microsoft-com:office:office" xmlns:oel="http://schemas.microsoft.com/office/2019/extlst" xmlns:r="http://schemas.openxmlformats.org/officeDocument/2006/relationships" xmlns:m="http://schemas.openxmlformats.org/officeDocument/2006/math" xmlns:v="urn:schemas-microsoft-com:vml" xmlns:wp14="http://schemas.microsoft.com/office/word/2010/wordprocessingDrawing" xmlns:wp="http://schemas.openxmlformats.org/drawingml/2006/wordprocessingDrawing" xmlns:w10="urn:schemas-microsoft-com:office:word" xmlns:w="http://schemas.openxmlformats.org/wordprocessingml/2006/main" xmlns:w14="http://schemas.microsoft.com/office/word/2010/wordml" xmlns:w15="http://schemas.microsoft.com/office/word/2012/wordml" xmlns:w16cex="http://schemas.microsoft.com/office/word/2018/wordml/cex" xmlns:w16cid="http://schemas.microsoft.com/office/word/2016/wordml/cid" xmlns:w16="http://schemas.microsoft.com/office/word/2018/wordml" xmlns:w16du="http://schemas.microsoft.com/office/word/2023/wordml/word16du" xmlns:w16sdtdh="http://schemas.microsoft.com/office/word/2020/wordml/sdtdatahash" xmlns:w16sdtfl="http://schemas.microsoft.com/office/word/2024/wordml/sdtformatlock" xmlns:w16se="http://schemas.microsoft.com/office/word/2015/wordml/symex" xmlns:wpg="http://schemas.microsoft.com/office/word/2010/wordprocessingGroup" xmlns:wpi="http://schemas.microsoft.com/office/word/2010/wordprocessingInk" xmlns:wne="http://schemas.microsoft.com/office/word/2006/wordml" xmlns:wps="http://schemas.microsoft.com/office/word/2010/wordprocessingShape" mc:Ignorable="w14 w15 w16se w16cid w16 w16cex w16sdtdh w16sdtfl w16du wp14">
+<w:document xmlns:wpc="http://schemas.microsoft.com/office/word/2010/wordprocessingCanvas" xmlns:cx="http://schemas.microsoft.com/office/drawing/2014/chartex" xmlns:cx1="http://schemas.microsoft.com/office/drawing/2015/9/8/chartex" xmlns:cx2="http://schemas.microsoft.com/office/drawing/2015/10/21/chartex" xmlns:cx3="http://schemas.microsoft.com/office/drawing/2016/5/9/chartex" xmlns:cx4="http://schemas.microsoft.com/office/drawing/2016/5/10/chartex" xmlns:cx5="http://schemas.microsoft.com/office/drawing/2016/5/11/chartex" xmlns:cx6="http://schemas.microsoft.com/office/drawing/2016/5/12/chartex" xmlns:cx7="http://schemas.microsoft.com/office/drawing/2016/5/13/chartex" xmlns:cx8="http://schemas.microsoft.com/office/drawing/2016/5/14/chartex" xmlns:mc="http://schemas.openxmlformats.org/markup-compatibility/2006" xmlns:aink="http://schemas.microsoft.com/office/drawing/2016/ink" xmlns:am3d="http://schemas.microsoft.com/office/drawing/2017/model3d" xmlns:o="urn:schemas-microsoft-com:office:office" xmlns:oel="http://schemas.microsoft.com/office/2019/extlst" xmlns:r="http://schemas.openxmlformats.org/officeDocument/2006/relationships" xmlns:m="http://schemas.openxmlformats.org/officeDocument/2006/math" xmlns:v="urn:schemas-microsoft-com:vml" xmlns:wp14="http://schemas.microsoft.com/office/word/2010/wordprocessingDrawing" xmlns:wp="http://schemas.openxmlformats.org/drawingml/2006/wordprocessingDrawing" xmlns:w10="urn:schemas-microsoft-com:office:word" xmlns:w="http://schemas.openxmlformats.org/wordprocessingml/2006/main" xmlns:w14="http://schemas.microsoft.com/office/word/2010/wordml" xmlns:w15="http://schemas.microsoft.com/office/word/2012/wordml" xmlns:w16cei="http://schemas.microsoft.com/office/word/2026/wordml/cei" xmlns:w16cex="http://schemas.microsoft.com/office/word/2018/wordml/cex" xmlns:w16cid="http://schemas.microsoft.com/office/word/2016/wordml/cid" xmlns:w16="http://schemas.microsoft.com/office/word/2018/wordml" xmlns:w16du="http://schemas.microsoft.com/office/word/2023/wordml/word16du" xmlns:w16sdtdh="http://schemas.microsoft.com/office/word/2020/wordml/sdtdatahash" xmlns:w16sdtfl="http://schemas.microsoft.com/office/word/2024/wordml/sdtformatlock" xmlns:w16se="http://schemas.microsoft.com/office/word/2015/wordml/symex" xmlns:wpg="http://schemas.microsoft.com/office/word/2010/wordprocessingGroup" xmlns:wpi="http://schemas.microsoft.com/office/word/2010/wordprocessingInk" xmlns:wne="http://schemas.microsoft.com/office/word/2006/wordml" xmlns:wps="http://schemas.microsoft.com/office/word/2010/wordprocessingShape" mc:Ignorable="w14 w15 w16se w16cid w16 w16cex w16sdtdh w16sdtfl w16du wp14">
   <w:body>
     <w:p>
       <w:pPr>
@@ -116,6 +116,9 @@
     <w:p>
       <w:pPr>
         <w:spacing w:line="240" w:lineRule="auto"/>
+        <w:rPr>
+          <w:lang w:val="ru-RU"/>
+        </w:rPr>
       </w:pPr>
       <w:r>
         <w:rPr>
@@ -2079,6 +2082,1990 @@
                 <w:lang w:val="ru-RU"/>
               </w:rPr>
               <w:t>Нижняя плата</w:t>
+            </w:r>
+          </w:p>
+        </w:tc>
+      </w:tr>
+    </w:tbl>
+    <w:p>
+      <w:pPr>
+        <w:spacing w:line="240" w:lineRule="auto"/>
+        <w:rPr>
+          <w:lang w:val="ru-RU"/>
+        </w:rPr>
+      </w:pPr>
+      <w:r>
+        <w:rPr>
+          <w:lang w:val="ru-RU"/>
+        </w:rPr>
+        <w:lastRenderedPageBreak/>
+        <w:t xml:space="preserve">Таблица </w:t>
+      </w:r>
+      <w:r>
+        <w:rPr>
+          <w:lang w:val="ru-RU"/>
+        </w:rPr>
+        <w:t>2</w:t>
+      </w:r>
+      <w:r>
+        <w:rPr>
+          <w:lang w:val="ru-RU"/>
+        </w:rPr>
+        <w:t xml:space="preserve">. (Таблица соединений контроллера с </w:t>
+      </w:r>
+      <w:r>
+        <w:rPr>
+          <w:lang w:val="ru-RU"/>
+        </w:rPr>
+        <w:t>верхним</w:t>
+      </w:r>
+      <w:r>
+        <w:rPr>
+          <w:lang w:val="ru-RU"/>
+        </w:rPr>
+        <w:t xml:space="preserve"> массивом из 18 </w:t>
+      </w:r>
+      <w:r>
+        <w:t>ICM</w:t>
+      </w:r>
+      <w:r>
+        <w:rPr>
+          <w:lang w:val="ru-RU"/>
+        </w:rPr>
+        <w:t>-45686.</w:t>
+      </w:r>
+    </w:p>
+    <w:tbl>
+      <w:tblPr>
+        <w:tblStyle w:val="ac"/>
+        <w:tblW w:w="0" w:type="auto"/>
+        <w:jc w:val="center"/>
+        <w:tblLook w:val="04A0" w:firstRow="1" w:lastRow="0" w:firstColumn="1" w:lastColumn="0" w:noHBand="0" w:noVBand="1"/>
+      </w:tblPr>
+      <w:tblGrid>
+        <w:gridCol w:w="3256"/>
+        <w:gridCol w:w="3118"/>
+        <w:gridCol w:w="2976"/>
+      </w:tblGrid>
+      <w:tr>
+        <w:trPr>
+          <w:jc w:val="center"/>
+        </w:trPr>
+        <w:tc>
+          <w:tcPr>
+            <w:tcW w:w="3256" w:type="dxa"/>
+            <w:tcBorders>
+              <w:bottom w:val="single" w:sz="4" w:space="0" w:color="auto"/>
+            </w:tcBorders>
+          </w:tcPr>
+          <w:p>
+            <w:pPr>
+              <w:spacing w:line="276" w:lineRule="auto"/>
+              <w:jc w:val="center"/>
+              <w:rPr>
+                <w:b/>
+                <w:bCs/>
+                <w:lang w:val="ru-RU"/>
+              </w:rPr>
+            </w:pPr>
+            <w:r>
+              <w:rPr>
+                <w:b/>
+                <w:bCs/>
+                <w:lang w:val="ru-RU"/>
+              </w:rPr>
+              <w:t>Функция пина</w:t>
+            </w:r>
+          </w:p>
+        </w:tc>
+        <w:tc>
+          <w:tcPr>
+            <w:tcW w:w="3118" w:type="dxa"/>
+            <w:tcBorders>
+              <w:bottom w:val="single" w:sz="4" w:space="0" w:color="auto"/>
+            </w:tcBorders>
+          </w:tcPr>
+          <w:p>
+            <w:pPr>
+              <w:spacing w:line="276" w:lineRule="auto"/>
+              <w:jc w:val="center"/>
+              <w:rPr>
+                <w:b/>
+                <w:bCs/>
+              </w:rPr>
+            </w:pPr>
+            <w:r>
+              <w:rPr>
+                <w:b/>
+                <w:bCs/>
+                <w:lang w:val="ru-RU"/>
+              </w:rPr>
+              <w:t xml:space="preserve">Обозначения пина </w:t>
+            </w:r>
+            <w:r>
+              <w:rPr>
+                <w:b/>
+                <w:bCs/>
+              </w:rPr>
+              <w:t>STM32H723ZGT6</w:t>
+            </w:r>
+          </w:p>
+        </w:tc>
+        <w:tc>
+          <w:tcPr>
+            <w:tcW w:w="2976" w:type="dxa"/>
+            <w:tcBorders>
+              <w:bottom w:val="single" w:sz="4" w:space="0" w:color="auto"/>
+            </w:tcBorders>
+          </w:tcPr>
+          <w:p>
+            <w:pPr>
+              <w:spacing w:line="276" w:lineRule="auto"/>
+              <w:jc w:val="center"/>
+              <w:rPr>
+                <w:b/>
+                <w:bCs/>
+                <w:lang w:val="ru-RU"/>
+              </w:rPr>
+            </w:pPr>
+            <w:r>
+              <w:rPr>
+                <w:b/>
+                <w:bCs/>
+                <w:lang w:val="ru-RU"/>
+              </w:rPr>
+              <w:t>К какой плате идёт сигнал</w:t>
+            </w:r>
+          </w:p>
+        </w:tc>
+      </w:tr>
+      <w:tr>
+        <w:trPr>
+          <w:jc w:val="center"/>
+        </w:trPr>
+        <w:tc>
+          <w:tcPr>
+            <w:tcW w:w="3256" w:type="dxa"/>
+            <w:tcBorders>
+              <w:top w:val="single" w:sz="4" w:space="0" w:color="auto"/>
+              <w:left w:val="single" w:sz="4" w:space="0" w:color="auto"/>
+            </w:tcBorders>
+          </w:tcPr>
+          <w:p>
+            <w:pPr>
+              <w:spacing w:line="276" w:lineRule="auto"/>
+              <w:jc w:val="center"/>
+            </w:pPr>
+            <w:r>
+              <w:t>SPI</w:t>
+            </w:r>
+            <w:r>
+              <w:t>3</w:t>
+            </w:r>
+            <w:r>
+              <w:t xml:space="preserve"> CLCK</w:t>
+            </w:r>
+          </w:p>
+        </w:tc>
+        <w:tc>
+          <w:tcPr>
+            <w:tcW w:w="3118" w:type="dxa"/>
+            <w:tcBorders>
+              <w:top w:val="single" w:sz="4" w:space="0" w:color="auto"/>
+            </w:tcBorders>
+          </w:tcPr>
+          <w:p>
+            <w:pPr>
+              <w:spacing w:line="276" w:lineRule="auto"/>
+              <w:jc w:val="center"/>
+            </w:pPr>
+            <w:r>
+              <w:t>PC10</w:t>
+            </w:r>
+          </w:p>
+        </w:tc>
+        <w:tc>
+          <w:tcPr>
+            <w:tcW w:w="2976" w:type="dxa"/>
+            <w:tcBorders>
+              <w:top w:val="single" w:sz="4" w:space="0" w:color="auto"/>
+              <w:right w:val="single" w:sz="4" w:space="0" w:color="auto"/>
+            </w:tcBorders>
+          </w:tcPr>
+          <w:p>
+            <w:pPr>
+              <w:spacing w:line="276" w:lineRule="auto"/>
+              <w:jc w:val="center"/>
+              <w:rPr>
+                <w:lang w:val="ru-RU"/>
+              </w:rPr>
+            </w:pPr>
+            <w:r>
+              <w:rPr>
+                <w:lang w:val="ru-RU"/>
+              </w:rPr>
+              <w:t>Верхняя</w:t>
+            </w:r>
+            <w:r>
+              <w:rPr>
+                <w:lang w:val="ru-RU"/>
+              </w:rPr>
+              <w:t xml:space="preserve"> плата</w:t>
+            </w:r>
+          </w:p>
+        </w:tc>
+      </w:tr>
+      <w:tr>
+        <w:trPr>
+          <w:jc w:val="center"/>
+        </w:trPr>
+        <w:tc>
+          <w:tcPr>
+            <w:tcW w:w="3256" w:type="dxa"/>
+            <w:tcBorders>
+              <w:left w:val="single" w:sz="4" w:space="0" w:color="auto"/>
+            </w:tcBorders>
+          </w:tcPr>
+          <w:p>
+            <w:pPr>
+              <w:spacing w:line="276" w:lineRule="auto"/>
+              <w:jc w:val="center"/>
+            </w:pPr>
+            <w:r>
+              <w:t>SPI</w:t>
+            </w:r>
+            <w:r>
+              <w:t>3</w:t>
+            </w:r>
+            <w:r>
+              <w:t xml:space="preserve"> MISO</w:t>
+            </w:r>
+          </w:p>
+        </w:tc>
+        <w:tc>
+          <w:tcPr>
+            <w:tcW w:w="3118" w:type="dxa"/>
+          </w:tcPr>
+          <w:p>
+            <w:pPr>
+              <w:spacing w:line="276" w:lineRule="auto"/>
+              <w:jc w:val="center"/>
+            </w:pPr>
+            <w:r>
+              <w:t>PC11</w:t>
+            </w:r>
+          </w:p>
+        </w:tc>
+        <w:tc>
+          <w:tcPr>
+            <w:tcW w:w="2976" w:type="dxa"/>
+            <w:tcBorders>
+              <w:right w:val="single" w:sz="4" w:space="0" w:color="auto"/>
+            </w:tcBorders>
+          </w:tcPr>
+          <w:p>
+            <w:pPr>
+              <w:spacing w:line="276" w:lineRule="auto"/>
+              <w:jc w:val="center"/>
+            </w:pPr>
+            <w:r>
+              <w:rPr>
+                <w:lang w:val="ru-RU"/>
+              </w:rPr>
+              <w:t>Верхняя плата</w:t>
+            </w:r>
+          </w:p>
+        </w:tc>
+      </w:tr>
+      <w:tr>
+        <w:trPr>
+          <w:jc w:val="center"/>
+        </w:trPr>
+        <w:tc>
+          <w:tcPr>
+            <w:tcW w:w="3256" w:type="dxa"/>
+            <w:tcBorders>
+              <w:left w:val="single" w:sz="4" w:space="0" w:color="auto"/>
+            </w:tcBorders>
+          </w:tcPr>
+          <w:p>
+            <w:pPr>
+              <w:spacing w:line="276" w:lineRule="auto"/>
+              <w:jc w:val="center"/>
+            </w:pPr>
+            <w:r>
+              <w:t>SPI</w:t>
+            </w:r>
+            <w:r>
+              <w:t>3</w:t>
+            </w:r>
+            <w:r>
+              <w:rPr>
+                <w:lang w:val="ru-RU"/>
+              </w:rPr>
+              <w:t xml:space="preserve"> </w:t>
+            </w:r>
+            <w:r>
+              <w:t>MOSI</w:t>
+            </w:r>
+          </w:p>
+        </w:tc>
+        <w:tc>
+          <w:tcPr>
+            <w:tcW w:w="3118" w:type="dxa"/>
+          </w:tcPr>
+          <w:p>
+            <w:pPr>
+              <w:spacing w:line="276" w:lineRule="auto"/>
+              <w:jc w:val="center"/>
+            </w:pPr>
+            <w:r>
+              <w:t>PB2</w:t>
+            </w:r>
+          </w:p>
+        </w:tc>
+        <w:tc>
+          <w:tcPr>
+            <w:tcW w:w="2976" w:type="dxa"/>
+            <w:tcBorders>
+              <w:right w:val="single" w:sz="4" w:space="0" w:color="auto"/>
+            </w:tcBorders>
+          </w:tcPr>
+          <w:p>
+            <w:pPr>
+              <w:spacing w:line="276" w:lineRule="auto"/>
+              <w:jc w:val="center"/>
+            </w:pPr>
+            <w:r>
+              <w:rPr>
+                <w:lang w:val="ru-RU"/>
+              </w:rPr>
+              <w:t>Верхняя плата</w:t>
+            </w:r>
+          </w:p>
+        </w:tc>
+      </w:tr>
+      <w:tr>
+        <w:trPr>
+          <w:jc w:val="center"/>
+        </w:trPr>
+        <w:tc>
+          <w:tcPr>
+            <w:tcW w:w="3256" w:type="dxa"/>
+            <w:tcBorders>
+              <w:left w:val="single" w:sz="4" w:space="0" w:color="auto"/>
+            </w:tcBorders>
+          </w:tcPr>
+          <w:p>
+            <w:pPr>
+              <w:spacing w:line="276" w:lineRule="auto"/>
+              <w:jc w:val="center"/>
+            </w:pPr>
+            <w:r>
+              <w:t>(</w:t>
+            </w:r>
+            <w:r>
+              <w:t>SPI</w:t>
+            </w:r>
+            <w:r>
+              <w:t>3</w:t>
+            </w:r>
+            <w:r>
+              <w:t xml:space="preserve">) </w:t>
+            </w:r>
+            <w:r>
+              <w:t>CS</w:t>
+            </w:r>
+            <w:r>
+              <w:t xml:space="preserve"> 1</w:t>
+            </w:r>
+          </w:p>
+        </w:tc>
+        <w:tc>
+          <w:tcPr>
+            <w:tcW w:w="3118" w:type="dxa"/>
+          </w:tcPr>
+          <w:p>
+            <w:pPr>
+              <w:spacing w:line="276" w:lineRule="auto"/>
+              <w:jc w:val="center"/>
+            </w:pPr>
+            <w:r>
+              <w:t>PD0</w:t>
+            </w:r>
+          </w:p>
+        </w:tc>
+        <w:tc>
+          <w:tcPr>
+            <w:tcW w:w="2976" w:type="dxa"/>
+            <w:tcBorders>
+              <w:right w:val="single" w:sz="4" w:space="0" w:color="auto"/>
+            </w:tcBorders>
+          </w:tcPr>
+          <w:p>
+            <w:pPr>
+              <w:spacing w:line="276" w:lineRule="auto"/>
+              <w:jc w:val="center"/>
+            </w:pPr>
+            <w:r>
+              <w:rPr>
+                <w:lang w:val="ru-RU"/>
+              </w:rPr>
+              <w:t>Верхняя плата</w:t>
+            </w:r>
+          </w:p>
+        </w:tc>
+      </w:tr>
+      <w:tr>
+        <w:trPr>
+          <w:jc w:val="center"/>
+        </w:trPr>
+        <w:tc>
+          <w:tcPr>
+            <w:tcW w:w="3256" w:type="dxa"/>
+            <w:tcBorders>
+              <w:left w:val="single" w:sz="4" w:space="0" w:color="auto"/>
+            </w:tcBorders>
+          </w:tcPr>
+          <w:p>
+            <w:pPr>
+              <w:spacing w:line="276" w:lineRule="auto"/>
+              <w:jc w:val="center"/>
+              <w:rPr>
+                <w:lang w:val="ru-RU"/>
+              </w:rPr>
+            </w:pPr>
+            <w:r>
+              <w:t>(</w:t>
+            </w:r>
+            <w:r>
+              <w:t>SPI</w:t>
+            </w:r>
+            <w:r>
+              <w:t>3</w:t>
+            </w:r>
+            <w:r>
+              <w:t xml:space="preserve">) </w:t>
+            </w:r>
+            <w:r>
+              <w:t>CS</w:t>
+            </w:r>
+            <w:r>
+              <w:t xml:space="preserve"> 2</w:t>
+            </w:r>
+          </w:p>
+        </w:tc>
+        <w:tc>
+          <w:tcPr>
+            <w:tcW w:w="3118" w:type="dxa"/>
+          </w:tcPr>
+          <w:p>
+            <w:pPr>
+              <w:spacing w:line="276" w:lineRule="auto"/>
+              <w:jc w:val="center"/>
+            </w:pPr>
+            <w:r>
+              <w:t>PD1</w:t>
+            </w:r>
+          </w:p>
+        </w:tc>
+        <w:tc>
+          <w:tcPr>
+            <w:tcW w:w="2976" w:type="dxa"/>
+            <w:tcBorders>
+              <w:right w:val="single" w:sz="4" w:space="0" w:color="auto"/>
+            </w:tcBorders>
+          </w:tcPr>
+          <w:p>
+            <w:pPr>
+              <w:spacing w:line="276" w:lineRule="auto"/>
+              <w:jc w:val="center"/>
+            </w:pPr>
+            <w:r>
+              <w:rPr>
+                <w:lang w:val="ru-RU"/>
+              </w:rPr>
+              <w:t>Верхняя плата</w:t>
+            </w:r>
+          </w:p>
+        </w:tc>
+      </w:tr>
+      <w:tr>
+        <w:trPr>
+          <w:jc w:val="center"/>
+        </w:trPr>
+        <w:tc>
+          <w:tcPr>
+            <w:tcW w:w="3256" w:type="dxa"/>
+            <w:tcBorders>
+              <w:left w:val="single" w:sz="4" w:space="0" w:color="auto"/>
+            </w:tcBorders>
+          </w:tcPr>
+          <w:p>
+            <w:pPr>
+              <w:spacing w:line="276" w:lineRule="auto"/>
+              <w:jc w:val="center"/>
+              <w:rPr>
+                <w:lang w:val="ru-RU"/>
+              </w:rPr>
+            </w:pPr>
+            <w:r>
+              <w:t>(</w:t>
+            </w:r>
+            <w:r>
+              <w:t>SPI</w:t>
+            </w:r>
+            <w:r>
+              <w:t>3</w:t>
+            </w:r>
+            <w:r>
+              <w:t xml:space="preserve">) </w:t>
+            </w:r>
+            <w:r>
+              <w:t>CS</w:t>
+            </w:r>
+            <w:r>
+              <w:t xml:space="preserve"> 3</w:t>
+            </w:r>
+          </w:p>
+        </w:tc>
+        <w:tc>
+          <w:tcPr>
+            <w:tcW w:w="3118" w:type="dxa"/>
+          </w:tcPr>
+          <w:p>
+            <w:pPr>
+              <w:spacing w:line="276" w:lineRule="auto"/>
+              <w:jc w:val="center"/>
+            </w:pPr>
+            <w:r>
+              <w:t>PD6</w:t>
+            </w:r>
+          </w:p>
+        </w:tc>
+        <w:tc>
+          <w:tcPr>
+            <w:tcW w:w="2976" w:type="dxa"/>
+            <w:tcBorders>
+              <w:right w:val="single" w:sz="4" w:space="0" w:color="auto"/>
+            </w:tcBorders>
+          </w:tcPr>
+          <w:p>
+            <w:pPr>
+              <w:spacing w:line="276" w:lineRule="auto"/>
+              <w:jc w:val="center"/>
+            </w:pPr>
+            <w:r>
+              <w:rPr>
+                <w:lang w:val="ru-RU"/>
+              </w:rPr>
+              <w:t>Верхняя плата</w:t>
+            </w:r>
+          </w:p>
+        </w:tc>
+      </w:tr>
+      <w:tr>
+        <w:trPr>
+          <w:jc w:val="center"/>
+        </w:trPr>
+        <w:tc>
+          <w:tcPr>
+            <w:tcW w:w="3256" w:type="dxa"/>
+            <w:tcBorders>
+              <w:left w:val="single" w:sz="4" w:space="0" w:color="auto"/>
+            </w:tcBorders>
+          </w:tcPr>
+          <w:p>
+            <w:pPr>
+              <w:spacing w:line="276" w:lineRule="auto"/>
+              <w:jc w:val="center"/>
+              <w:rPr>
+                <w:lang w:val="ru-RU"/>
+              </w:rPr>
+            </w:pPr>
+            <w:r>
+              <w:t>(</w:t>
+            </w:r>
+            <w:r>
+              <w:t>SPI</w:t>
+            </w:r>
+            <w:r>
+              <w:t>3</w:t>
+            </w:r>
+            <w:r>
+              <w:t xml:space="preserve">) </w:t>
+            </w:r>
+            <w:r>
+              <w:t>CS</w:t>
+            </w:r>
+            <w:r>
+              <w:t xml:space="preserve"> 4</w:t>
+            </w:r>
+          </w:p>
+        </w:tc>
+        <w:tc>
+          <w:tcPr>
+            <w:tcW w:w="3118" w:type="dxa"/>
+          </w:tcPr>
+          <w:p>
+            <w:pPr>
+              <w:spacing w:line="276" w:lineRule="auto"/>
+              <w:jc w:val="center"/>
+            </w:pPr>
+            <w:r>
+              <w:t>PD7</w:t>
+            </w:r>
+          </w:p>
+        </w:tc>
+        <w:tc>
+          <w:tcPr>
+            <w:tcW w:w="2976" w:type="dxa"/>
+            <w:tcBorders>
+              <w:right w:val="single" w:sz="4" w:space="0" w:color="auto"/>
+            </w:tcBorders>
+          </w:tcPr>
+          <w:p>
+            <w:pPr>
+              <w:spacing w:line="276" w:lineRule="auto"/>
+              <w:jc w:val="center"/>
+            </w:pPr>
+            <w:r>
+              <w:rPr>
+                <w:lang w:val="ru-RU"/>
+              </w:rPr>
+              <w:t>Верхняя плата</w:t>
+            </w:r>
+          </w:p>
+        </w:tc>
+      </w:tr>
+      <w:tr>
+        <w:trPr>
+          <w:jc w:val="center"/>
+        </w:trPr>
+        <w:tc>
+          <w:tcPr>
+            <w:tcW w:w="3256" w:type="dxa"/>
+            <w:tcBorders>
+              <w:left w:val="single" w:sz="4" w:space="0" w:color="auto"/>
+            </w:tcBorders>
+          </w:tcPr>
+          <w:p>
+            <w:pPr>
+              <w:spacing w:line="276" w:lineRule="auto"/>
+              <w:jc w:val="center"/>
+              <w:rPr>
+                <w:lang w:val="ru-RU"/>
+              </w:rPr>
+            </w:pPr>
+            <w:r>
+              <w:t>(</w:t>
+            </w:r>
+            <w:r>
+              <w:t>SPI</w:t>
+            </w:r>
+            <w:r>
+              <w:t>3</w:t>
+            </w:r>
+            <w:r>
+              <w:t xml:space="preserve">) </w:t>
+            </w:r>
+            <w:r>
+              <w:t>CS</w:t>
+            </w:r>
+            <w:r>
+              <w:t xml:space="preserve"> 5</w:t>
+            </w:r>
+          </w:p>
+        </w:tc>
+        <w:tc>
+          <w:tcPr>
+            <w:tcW w:w="3118" w:type="dxa"/>
+          </w:tcPr>
+          <w:p>
+            <w:pPr>
+              <w:spacing w:line="276" w:lineRule="auto"/>
+              <w:jc w:val="center"/>
+            </w:pPr>
+            <w:r>
+              <w:t>PB8</w:t>
+            </w:r>
+          </w:p>
+        </w:tc>
+        <w:tc>
+          <w:tcPr>
+            <w:tcW w:w="2976" w:type="dxa"/>
+            <w:tcBorders>
+              <w:right w:val="single" w:sz="4" w:space="0" w:color="auto"/>
+            </w:tcBorders>
+          </w:tcPr>
+          <w:p>
+            <w:pPr>
+              <w:spacing w:line="276" w:lineRule="auto"/>
+              <w:jc w:val="center"/>
+            </w:pPr>
+            <w:r>
+              <w:rPr>
+                <w:lang w:val="ru-RU"/>
+              </w:rPr>
+              <w:t>Верхняя плата</w:t>
+            </w:r>
+          </w:p>
+        </w:tc>
+      </w:tr>
+      <w:tr>
+        <w:trPr>
+          <w:jc w:val="center"/>
+        </w:trPr>
+        <w:tc>
+          <w:tcPr>
+            <w:tcW w:w="3256" w:type="dxa"/>
+            <w:tcBorders>
+              <w:left w:val="single" w:sz="4" w:space="0" w:color="auto"/>
+              <w:bottom w:val="single" w:sz="4" w:space="0" w:color="auto"/>
+            </w:tcBorders>
+          </w:tcPr>
+          <w:p>
+            <w:pPr>
+              <w:spacing w:line="276" w:lineRule="auto"/>
+              <w:jc w:val="center"/>
+              <w:rPr>
+                <w:lang w:val="ru-RU"/>
+              </w:rPr>
+            </w:pPr>
+            <w:r>
+              <w:t>(</w:t>
+            </w:r>
+            <w:r>
+              <w:t>SPI</w:t>
+            </w:r>
+            <w:r>
+              <w:t>3</w:t>
+            </w:r>
+            <w:r>
+              <w:t xml:space="preserve">) </w:t>
+            </w:r>
+            <w:r>
+              <w:t>CS</w:t>
+            </w:r>
+            <w:r>
+              <w:t xml:space="preserve"> 6</w:t>
+            </w:r>
+          </w:p>
+        </w:tc>
+        <w:tc>
+          <w:tcPr>
+            <w:tcW w:w="3118" w:type="dxa"/>
+            <w:tcBorders>
+              <w:bottom w:val="single" w:sz="4" w:space="0" w:color="auto"/>
+            </w:tcBorders>
+          </w:tcPr>
+          <w:p>
+            <w:pPr>
+              <w:spacing w:line="276" w:lineRule="auto"/>
+              <w:jc w:val="center"/>
+            </w:pPr>
+            <w:r>
+              <w:t>PE0</w:t>
+            </w:r>
+          </w:p>
+        </w:tc>
+        <w:tc>
+          <w:tcPr>
+            <w:tcW w:w="2976" w:type="dxa"/>
+            <w:tcBorders>
+              <w:bottom w:val="single" w:sz="4" w:space="0" w:color="auto"/>
+              <w:right w:val="single" w:sz="4" w:space="0" w:color="auto"/>
+            </w:tcBorders>
+          </w:tcPr>
+          <w:p>
+            <w:pPr>
+              <w:spacing w:line="276" w:lineRule="auto"/>
+              <w:jc w:val="center"/>
+            </w:pPr>
+            <w:r>
+              <w:rPr>
+                <w:lang w:val="ru-RU"/>
+              </w:rPr>
+              <w:t>Верхняя плата</w:t>
+            </w:r>
+          </w:p>
+        </w:tc>
+      </w:tr>
+      <w:tr>
+        <w:trPr>
+          <w:jc w:val="center"/>
+        </w:trPr>
+        <w:tc>
+          <w:tcPr>
+            <w:tcW w:w="3256" w:type="dxa"/>
+            <w:tcBorders>
+              <w:top w:val="single" w:sz="4" w:space="0" w:color="auto"/>
+            </w:tcBorders>
+          </w:tcPr>
+          <w:p>
+            <w:pPr>
+              <w:spacing w:line="276" w:lineRule="auto"/>
+              <w:jc w:val="center"/>
+            </w:pPr>
+            <w:r>
+              <w:t>SPI</w:t>
+            </w:r>
+            <w:r>
+              <w:t>2</w:t>
+            </w:r>
+            <w:r>
+              <w:t xml:space="preserve"> CLCK</w:t>
+            </w:r>
+          </w:p>
+        </w:tc>
+        <w:tc>
+          <w:tcPr>
+            <w:tcW w:w="3118" w:type="dxa"/>
+            <w:tcBorders>
+              <w:top w:val="single" w:sz="4" w:space="0" w:color="auto"/>
+            </w:tcBorders>
+          </w:tcPr>
+          <w:p>
+            <w:pPr>
+              <w:spacing w:line="276" w:lineRule="auto"/>
+              <w:jc w:val="center"/>
+            </w:pPr>
+            <w:r>
+              <w:t>PB10</w:t>
+            </w:r>
+          </w:p>
+        </w:tc>
+        <w:tc>
+          <w:tcPr>
+            <w:tcW w:w="2976" w:type="dxa"/>
+            <w:tcBorders>
+              <w:top w:val="single" w:sz="4" w:space="0" w:color="auto"/>
+            </w:tcBorders>
+          </w:tcPr>
+          <w:p>
+            <w:pPr>
+              <w:spacing w:line="276" w:lineRule="auto"/>
+              <w:jc w:val="center"/>
+              <w:rPr>
+                <w:lang w:val="ru-RU"/>
+              </w:rPr>
+            </w:pPr>
+            <w:r>
+              <w:rPr>
+                <w:lang w:val="ru-RU"/>
+              </w:rPr>
+              <w:t>Верхняя плата</w:t>
+            </w:r>
+          </w:p>
+        </w:tc>
+      </w:tr>
+      <w:tr>
+        <w:trPr>
+          <w:jc w:val="center"/>
+        </w:trPr>
+        <w:tc>
+          <w:tcPr>
+            <w:tcW w:w="3256" w:type="dxa"/>
+          </w:tcPr>
+          <w:p>
+            <w:pPr>
+              <w:spacing w:line="276" w:lineRule="auto"/>
+              <w:jc w:val="center"/>
+            </w:pPr>
+            <w:r>
+              <w:t>SPI</w:t>
+            </w:r>
+            <w:r>
+              <w:t>2</w:t>
+            </w:r>
+            <w:r>
+              <w:t xml:space="preserve"> MISO</w:t>
+            </w:r>
+          </w:p>
+        </w:tc>
+        <w:tc>
+          <w:tcPr>
+            <w:tcW w:w="3118" w:type="dxa"/>
+          </w:tcPr>
+          <w:p>
+            <w:pPr>
+              <w:spacing w:line="276" w:lineRule="auto"/>
+              <w:jc w:val="center"/>
+            </w:pPr>
+            <w:r>
+              <w:t>PC2_C</w:t>
+            </w:r>
+          </w:p>
+        </w:tc>
+        <w:tc>
+          <w:tcPr>
+            <w:tcW w:w="2976" w:type="dxa"/>
+          </w:tcPr>
+          <w:p>
+            <w:pPr>
+              <w:spacing w:line="276" w:lineRule="auto"/>
+              <w:jc w:val="center"/>
+            </w:pPr>
+            <w:r>
+              <w:rPr>
+                <w:lang w:val="ru-RU"/>
+              </w:rPr>
+              <w:t>Верхняя плата</w:t>
+            </w:r>
+          </w:p>
+        </w:tc>
+      </w:tr>
+      <w:tr>
+        <w:trPr>
+          <w:jc w:val="center"/>
+        </w:trPr>
+        <w:tc>
+          <w:tcPr>
+            <w:tcW w:w="3256" w:type="dxa"/>
+          </w:tcPr>
+          <w:p>
+            <w:pPr>
+              <w:spacing w:line="276" w:lineRule="auto"/>
+              <w:jc w:val="center"/>
+            </w:pPr>
+            <w:r>
+              <w:t>SPI</w:t>
+            </w:r>
+            <w:r>
+              <w:t>2</w:t>
+            </w:r>
+            <w:r>
+              <w:rPr>
+                <w:lang w:val="ru-RU"/>
+              </w:rPr>
+              <w:t xml:space="preserve"> </w:t>
+            </w:r>
+            <w:r>
+              <w:t>MOSI</w:t>
+            </w:r>
+          </w:p>
+        </w:tc>
+        <w:tc>
+          <w:tcPr>
+            <w:tcW w:w="3118" w:type="dxa"/>
+          </w:tcPr>
+          <w:p>
+            <w:pPr>
+              <w:spacing w:line="276" w:lineRule="auto"/>
+              <w:jc w:val="center"/>
+            </w:pPr>
+            <w:r>
+              <w:t>PC1</w:t>
+            </w:r>
+          </w:p>
+        </w:tc>
+        <w:tc>
+          <w:tcPr>
+            <w:tcW w:w="2976" w:type="dxa"/>
+          </w:tcPr>
+          <w:p>
+            <w:pPr>
+              <w:spacing w:line="276" w:lineRule="auto"/>
+              <w:jc w:val="center"/>
+            </w:pPr>
+            <w:r>
+              <w:rPr>
+                <w:lang w:val="ru-RU"/>
+              </w:rPr>
+              <w:t>Верхняя плата</w:t>
+            </w:r>
+          </w:p>
+        </w:tc>
+      </w:tr>
+      <w:tr>
+        <w:trPr>
+          <w:jc w:val="center"/>
+        </w:trPr>
+        <w:tc>
+          <w:tcPr>
+            <w:tcW w:w="3256" w:type="dxa"/>
+          </w:tcPr>
+          <w:p>
+            <w:pPr>
+              <w:spacing w:line="276" w:lineRule="auto"/>
+              <w:jc w:val="center"/>
+            </w:pPr>
+            <w:r>
+              <w:t>(</w:t>
+            </w:r>
+            <w:r>
+              <w:t>SPI</w:t>
+            </w:r>
+            <w:r>
+              <w:t>2</w:t>
+            </w:r>
+            <w:r>
+              <w:t xml:space="preserve">) </w:t>
+            </w:r>
+            <w:r>
+              <w:t>CS</w:t>
+            </w:r>
+            <w:r>
+              <w:t xml:space="preserve"> 7</w:t>
+            </w:r>
+          </w:p>
+        </w:tc>
+        <w:tc>
+          <w:tcPr>
+            <w:tcW w:w="3118" w:type="dxa"/>
+          </w:tcPr>
+          <w:p>
+            <w:pPr>
+              <w:spacing w:line="276" w:lineRule="auto"/>
+              <w:jc w:val="center"/>
+            </w:pPr>
+            <w:r>
+              <w:t>PA9</w:t>
+            </w:r>
+          </w:p>
+        </w:tc>
+        <w:tc>
+          <w:tcPr>
+            <w:tcW w:w="2976" w:type="dxa"/>
+          </w:tcPr>
+          <w:p>
+            <w:pPr>
+              <w:spacing w:line="276" w:lineRule="auto"/>
+              <w:jc w:val="center"/>
+            </w:pPr>
+            <w:r>
+              <w:rPr>
+                <w:lang w:val="ru-RU"/>
+              </w:rPr>
+              <w:t>Верхняя плата</w:t>
+            </w:r>
+          </w:p>
+        </w:tc>
+      </w:tr>
+      <w:tr>
+        <w:trPr>
+          <w:jc w:val="center"/>
+        </w:trPr>
+        <w:tc>
+          <w:tcPr>
+            <w:tcW w:w="3256" w:type="dxa"/>
+          </w:tcPr>
+          <w:p>
+            <w:pPr>
+              <w:spacing w:line="276" w:lineRule="auto"/>
+              <w:jc w:val="center"/>
+            </w:pPr>
+            <w:r>
+              <w:t>(</w:t>
+            </w:r>
+            <w:r>
+              <w:t>SPI</w:t>
+            </w:r>
+            <w:r>
+              <w:t>2</w:t>
+            </w:r>
+            <w:r>
+              <w:t xml:space="preserve">) </w:t>
+            </w:r>
+            <w:r>
+              <w:t>CS</w:t>
+            </w:r>
+            <w:r>
+              <w:t xml:space="preserve"> 8</w:t>
+            </w:r>
+          </w:p>
+        </w:tc>
+        <w:tc>
+          <w:tcPr>
+            <w:tcW w:w="3118" w:type="dxa"/>
+          </w:tcPr>
+          <w:p>
+            <w:pPr>
+              <w:spacing w:line="276" w:lineRule="auto"/>
+              <w:jc w:val="center"/>
+            </w:pPr>
+            <w:r>
+              <w:t>PA10</w:t>
+            </w:r>
+          </w:p>
+        </w:tc>
+        <w:tc>
+          <w:tcPr>
+            <w:tcW w:w="2976" w:type="dxa"/>
+          </w:tcPr>
+          <w:p>
+            <w:pPr>
+              <w:spacing w:line="276" w:lineRule="auto"/>
+              <w:jc w:val="center"/>
+            </w:pPr>
+            <w:r>
+              <w:rPr>
+                <w:lang w:val="ru-RU"/>
+              </w:rPr>
+              <w:t>Верхняя плата</w:t>
+            </w:r>
+          </w:p>
+        </w:tc>
+      </w:tr>
+      <w:tr>
+        <w:trPr>
+          <w:jc w:val="center"/>
+        </w:trPr>
+        <w:tc>
+          <w:tcPr>
+            <w:tcW w:w="3256" w:type="dxa"/>
+          </w:tcPr>
+          <w:p>
+            <w:pPr>
+              <w:spacing w:line="276" w:lineRule="auto"/>
+              <w:jc w:val="center"/>
+            </w:pPr>
+            <w:r>
+              <w:t>(</w:t>
+            </w:r>
+            <w:r>
+              <w:t>SPI</w:t>
+            </w:r>
+            <w:r>
+              <w:t>2</w:t>
+            </w:r>
+            <w:r>
+              <w:t xml:space="preserve">) </w:t>
+            </w:r>
+            <w:r>
+              <w:t>CS</w:t>
+            </w:r>
+            <w:r>
+              <w:t xml:space="preserve"> 9</w:t>
+            </w:r>
+          </w:p>
+        </w:tc>
+        <w:tc>
+          <w:tcPr>
+            <w:tcW w:w="3118" w:type="dxa"/>
+          </w:tcPr>
+          <w:p>
+            <w:pPr>
+              <w:spacing w:line="276" w:lineRule="auto"/>
+              <w:jc w:val="center"/>
+            </w:pPr>
+            <w:r>
+              <w:t>PD4</w:t>
+            </w:r>
+          </w:p>
+        </w:tc>
+        <w:tc>
+          <w:tcPr>
+            <w:tcW w:w="2976" w:type="dxa"/>
+          </w:tcPr>
+          <w:p>
+            <w:pPr>
+              <w:spacing w:line="276" w:lineRule="auto"/>
+              <w:jc w:val="center"/>
+            </w:pPr>
+            <w:r>
+              <w:rPr>
+                <w:lang w:val="ru-RU"/>
+              </w:rPr>
+              <w:t>Верхняя плата</w:t>
+            </w:r>
+          </w:p>
+        </w:tc>
+      </w:tr>
+      <w:tr>
+        <w:trPr>
+          <w:jc w:val="center"/>
+        </w:trPr>
+        <w:tc>
+          <w:tcPr>
+            <w:tcW w:w="3256" w:type="dxa"/>
+          </w:tcPr>
+          <w:p>
+            <w:pPr>
+              <w:spacing w:line="276" w:lineRule="auto"/>
+              <w:jc w:val="center"/>
+            </w:pPr>
+            <w:r>
+              <w:t>(</w:t>
+            </w:r>
+            <w:r>
+              <w:t>SPI</w:t>
+            </w:r>
+            <w:r>
+              <w:t>2</w:t>
+            </w:r>
+            <w:r>
+              <w:t xml:space="preserve">) </w:t>
+            </w:r>
+            <w:r>
+              <w:t>CS</w:t>
+            </w:r>
+            <w:r>
+              <w:t xml:space="preserve"> 10</w:t>
+            </w:r>
+          </w:p>
+        </w:tc>
+        <w:tc>
+          <w:tcPr>
+            <w:tcW w:w="3118" w:type="dxa"/>
+          </w:tcPr>
+          <w:p>
+            <w:pPr>
+              <w:spacing w:line="276" w:lineRule="auto"/>
+              <w:jc w:val="center"/>
+            </w:pPr>
+            <w:r>
+              <w:t>PD5</w:t>
+            </w:r>
+          </w:p>
+        </w:tc>
+        <w:tc>
+          <w:tcPr>
+            <w:tcW w:w="2976" w:type="dxa"/>
+          </w:tcPr>
+          <w:p>
+            <w:pPr>
+              <w:spacing w:line="276" w:lineRule="auto"/>
+              <w:jc w:val="center"/>
+            </w:pPr>
+            <w:r>
+              <w:rPr>
+                <w:lang w:val="ru-RU"/>
+              </w:rPr>
+              <w:t>Верхняя плата</w:t>
+            </w:r>
+          </w:p>
+        </w:tc>
+      </w:tr>
+      <w:tr>
+        <w:trPr>
+          <w:jc w:val="center"/>
+        </w:trPr>
+        <w:tc>
+          <w:tcPr>
+            <w:tcW w:w="3256" w:type="dxa"/>
+          </w:tcPr>
+          <w:p>
+            <w:pPr>
+              <w:spacing w:line="276" w:lineRule="auto"/>
+              <w:jc w:val="center"/>
+            </w:pPr>
+            <w:r>
+              <w:t>(</w:t>
+            </w:r>
+            <w:r>
+              <w:t>SPI</w:t>
+            </w:r>
+            <w:r>
+              <w:t>2</w:t>
+            </w:r>
+            <w:r>
+              <w:t xml:space="preserve">) </w:t>
+            </w:r>
+            <w:r>
+              <w:t>CS</w:t>
+            </w:r>
+            <w:r>
+              <w:t xml:space="preserve"> 11</w:t>
+            </w:r>
+          </w:p>
+        </w:tc>
+        <w:tc>
+          <w:tcPr>
+            <w:tcW w:w="3118" w:type="dxa"/>
+          </w:tcPr>
+          <w:p>
+            <w:pPr>
+              <w:spacing w:line="276" w:lineRule="auto"/>
+              <w:jc w:val="center"/>
+            </w:pPr>
+            <w:r>
+              <w:t>PB3</w:t>
+            </w:r>
+          </w:p>
+        </w:tc>
+        <w:tc>
+          <w:tcPr>
+            <w:tcW w:w="2976" w:type="dxa"/>
+          </w:tcPr>
+          <w:p>
+            <w:pPr>
+              <w:spacing w:line="276" w:lineRule="auto"/>
+              <w:jc w:val="center"/>
+            </w:pPr>
+            <w:r>
+              <w:rPr>
+                <w:lang w:val="ru-RU"/>
+              </w:rPr>
+              <w:t>Верхняя плата</w:t>
+            </w:r>
+          </w:p>
+        </w:tc>
+      </w:tr>
+      <w:tr>
+        <w:trPr>
+          <w:jc w:val="center"/>
+        </w:trPr>
+        <w:tc>
+          <w:tcPr>
+            <w:tcW w:w="3256" w:type="dxa"/>
+          </w:tcPr>
+          <w:p>
+            <w:pPr>
+              <w:spacing w:line="276" w:lineRule="auto"/>
+              <w:jc w:val="center"/>
+            </w:pPr>
+            <w:r>
+              <w:t>(</w:t>
+            </w:r>
+            <w:r>
+              <w:t>SPI</w:t>
+            </w:r>
+            <w:r>
+              <w:t>2</w:t>
+            </w:r>
+            <w:r>
+              <w:t xml:space="preserve">) </w:t>
+            </w:r>
+            <w:r>
+              <w:t>CS</w:t>
+            </w:r>
+            <w:r>
+              <w:t xml:space="preserve"> 12</w:t>
+            </w:r>
+          </w:p>
+        </w:tc>
+        <w:tc>
+          <w:tcPr>
+            <w:tcW w:w="3118" w:type="dxa"/>
+          </w:tcPr>
+          <w:p>
+            <w:pPr>
+              <w:spacing w:line="276" w:lineRule="auto"/>
+              <w:jc w:val="center"/>
+            </w:pPr>
+            <w:r>
+              <w:t>PB4</w:t>
+            </w:r>
+          </w:p>
+        </w:tc>
+        <w:tc>
+          <w:tcPr>
+            <w:tcW w:w="2976" w:type="dxa"/>
+          </w:tcPr>
+          <w:p>
+            <w:pPr>
+              <w:spacing w:line="276" w:lineRule="auto"/>
+              <w:jc w:val="center"/>
+            </w:pPr>
+            <w:r>
+              <w:rPr>
+                <w:lang w:val="ru-RU"/>
+              </w:rPr>
+              <w:t>Верхняя плата</w:t>
+            </w:r>
+          </w:p>
+        </w:tc>
+      </w:tr>
+      <w:tr>
+        <w:trPr>
+          <w:jc w:val="center"/>
+        </w:trPr>
+        <w:tc>
+          <w:tcPr>
+            <w:tcW w:w="3256" w:type="dxa"/>
+          </w:tcPr>
+          <w:p>
+            <w:pPr>
+              <w:spacing w:line="276" w:lineRule="auto"/>
+              <w:jc w:val="center"/>
+            </w:pPr>
+            <w:r>
+              <w:t>SPI</w:t>
+            </w:r>
+            <w:r>
+              <w:t>6</w:t>
+            </w:r>
+            <w:r>
+              <w:t xml:space="preserve"> CLCK</w:t>
+            </w:r>
+          </w:p>
+        </w:tc>
+        <w:tc>
+          <w:tcPr>
+            <w:tcW w:w="3118" w:type="dxa"/>
+          </w:tcPr>
+          <w:p>
+            <w:pPr>
+              <w:spacing w:line="276" w:lineRule="auto"/>
+              <w:jc w:val="center"/>
+            </w:pPr>
+            <w:r>
+              <w:t>PC12</w:t>
+            </w:r>
+          </w:p>
+        </w:tc>
+        <w:tc>
+          <w:tcPr>
+            <w:tcW w:w="2976" w:type="dxa"/>
+          </w:tcPr>
+          <w:p>
+            <w:pPr>
+              <w:spacing w:line="276" w:lineRule="auto"/>
+              <w:jc w:val="center"/>
+              <w:rPr>
+                <w:lang w:val="ru-RU"/>
+              </w:rPr>
+            </w:pPr>
+            <w:r>
+              <w:rPr>
+                <w:lang w:val="ru-RU"/>
+              </w:rPr>
+              <w:t>Верхняя плата</w:t>
+            </w:r>
+          </w:p>
+        </w:tc>
+      </w:tr>
+      <w:tr>
+        <w:trPr>
+          <w:jc w:val="center"/>
+        </w:trPr>
+        <w:tc>
+          <w:tcPr>
+            <w:tcW w:w="3256" w:type="dxa"/>
+          </w:tcPr>
+          <w:p>
+            <w:pPr>
+              <w:spacing w:line="276" w:lineRule="auto"/>
+              <w:jc w:val="center"/>
+            </w:pPr>
+            <w:r>
+              <w:t>SPI</w:t>
+            </w:r>
+            <w:r>
+              <w:t>6</w:t>
+            </w:r>
+            <w:r>
+              <w:t xml:space="preserve"> MISO</w:t>
+            </w:r>
+          </w:p>
+        </w:tc>
+        <w:tc>
+          <w:tcPr>
+            <w:tcW w:w="3118" w:type="dxa"/>
+          </w:tcPr>
+          <w:p>
+            <w:pPr>
+              <w:spacing w:line="276" w:lineRule="auto"/>
+              <w:jc w:val="center"/>
+            </w:pPr>
+            <w:r>
+              <w:t>PG12</w:t>
+            </w:r>
+          </w:p>
+        </w:tc>
+        <w:tc>
+          <w:tcPr>
+            <w:tcW w:w="2976" w:type="dxa"/>
+          </w:tcPr>
+          <w:p>
+            <w:pPr>
+              <w:spacing w:line="276" w:lineRule="auto"/>
+              <w:jc w:val="center"/>
+            </w:pPr>
+            <w:r>
+              <w:rPr>
+                <w:lang w:val="ru-RU"/>
+              </w:rPr>
+              <w:t>Верхняя плата</w:t>
+            </w:r>
+          </w:p>
+        </w:tc>
+      </w:tr>
+      <w:tr>
+        <w:trPr>
+          <w:jc w:val="center"/>
+        </w:trPr>
+        <w:tc>
+          <w:tcPr>
+            <w:tcW w:w="3256" w:type="dxa"/>
+          </w:tcPr>
+          <w:p>
+            <w:pPr>
+              <w:spacing w:line="276" w:lineRule="auto"/>
+              <w:jc w:val="center"/>
+            </w:pPr>
+            <w:r>
+              <w:t>SPI</w:t>
+            </w:r>
+            <w:r>
+              <w:t>6</w:t>
+            </w:r>
+            <w:r>
+              <w:rPr>
+                <w:lang w:val="ru-RU"/>
+              </w:rPr>
+              <w:t xml:space="preserve"> </w:t>
+            </w:r>
+            <w:r>
+              <w:t>MOSI</w:t>
+            </w:r>
+          </w:p>
+        </w:tc>
+        <w:tc>
+          <w:tcPr>
+            <w:tcW w:w="3118" w:type="dxa"/>
+          </w:tcPr>
+          <w:p>
+            <w:pPr>
+              <w:spacing w:line="276" w:lineRule="auto"/>
+              <w:jc w:val="center"/>
+            </w:pPr>
+            <w:r>
+              <w:t>PG14</w:t>
+            </w:r>
+          </w:p>
+        </w:tc>
+        <w:tc>
+          <w:tcPr>
+            <w:tcW w:w="2976" w:type="dxa"/>
+          </w:tcPr>
+          <w:p>
+            <w:pPr>
+              <w:spacing w:line="276" w:lineRule="auto"/>
+              <w:jc w:val="center"/>
+            </w:pPr>
+            <w:r>
+              <w:rPr>
+                <w:lang w:val="ru-RU"/>
+              </w:rPr>
+              <w:t>Верхняя плата</w:t>
+            </w:r>
+          </w:p>
+        </w:tc>
+      </w:tr>
+      <w:tr>
+        <w:trPr>
+          <w:jc w:val="center"/>
+        </w:trPr>
+        <w:tc>
+          <w:tcPr>
+            <w:tcW w:w="3256" w:type="dxa"/>
+          </w:tcPr>
+          <w:p>
+            <w:pPr>
+              <w:spacing w:line="276" w:lineRule="auto"/>
+              <w:jc w:val="center"/>
+            </w:pPr>
+            <w:r>
+              <w:t>(</w:t>
+            </w:r>
+            <w:r>
+              <w:t>SPI</w:t>
+            </w:r>
+            <w:r>
+              <w:rPr>
+                <w:lang w:val="ru-RU"/>
+              </w:rPr>
+              <w:t>4</w:t>
+            </w:r>
+            <w:r>
+              <w:t xml:space="preserve">) </w:t>
+            </w:r>
+            <w:r>
+              <w:t>CS1</w:t>
+            </w:r>
+            <w:r>
+              <w:rPr>
+                <w:lang w:val="ru-RU"/>
+              </w:rPr>
+              <w:t>3</w:t>
+            </w:r>
+          </w:p>
+        </w:tc>
+        <w:tc>
+          <w:tcPr>
+            <w:tcW w:w="3118" w:type="dxa"/>
+          </w:tcPr>
+          <w:p>
+            <w:pPr>
+              <w:spacing w:line="276" w:lineRule="auto"/>
+              <w:jc w:val="center"/>
+            </w:pPr>
+            <w:r>
+              <w:t>PA8</w:t>
+            </w:r>
+          </w:p>
+        </w:tc>
+        <w:tc>
+          <w:tcPr>
+            <w:tcW w:w="2976" w:type="dxa"/>
+          </w:tcPr>
+          <w:p>
+            <w:pPr>
+              <w:spacing w:line="276" w:lineRule="auto"/>
+              <w:jc w:val="center"/>
+            </w:pPr>
+            <w:r>
+              <w:rPr>
+                <w:lang w:val="ru-RU"/>
+              </w:rPr>
+              <w:t>Верхняя плата</w:t>
+            </w:r>
+          </w:p>
+        </w:tc>
+      </w:tr>
+      <w:tr>
+        <w:trPr>
+          <w:jc w:val="center"/>
+        </w:trPr>
+        <w:tc>
+          <w:tcPr>
+            <w:tcW w:w="3256" w:type="dxa"/>
+          </w:tcPr>
+          <w:p>
+            <w:pPr>
+              <w:spacing w:line="276" w:lineRule="auto"/>
+              <w:jc w:val="center"/>
+            </w:pPr>
+            <w:r>
+              <w:t>(</w:t>
+            </w:r>
+            <w:r>
+              <w:t>SPI</w:t>
+            </w:r>
+            <w:r>
+              <w:rPr>
+                <w:lang w:val="ru-RU"/>
+              </w:rPr>
+              <w:t>4</w:t>
+            </w:r>
+            <w:r>
+              <w:t xml:space="preserve">) </w:t>
+            </w:r>
+            <w:r>
+              <w:t>CS</w:t>
+            </w:r>
+            <w:r>
+              <w:rPr>
+                <w:lang w:val="ru-RU"/>
+              </w:rPr>
+              <w:t>14</w:t>
+            </w:r>
+          </w:p>
+        </w:tc>
+        <w:tc>
+          <w:tcPr>
+            <w:tcW w:w="3118" w:type="dxa"/>
+          </w:tcPr>
+          <w:p>
+            <w:pPr>
+              <w:spacing w:line="276" w:lineRule="auto"/>
+              <w:jc w:val="center"/>
+            </w:pPr>
+            <w:r>
+              <w:t>PC9</w:t>
+            </w:r>
+          </w:p>
+        </w:tc>
+        <w:tc>
+          <w:tcPr>
+            <w:tcW w:w="2976" w:type="dxa"/>
+          </w:tcPr>
+          <w:p>
+            <w:pPr>
+              <w:spacing w:line="276" w:lineRule="auto"/>
+              <w:jc w:val="center"/>
+            </w:pPr>
+            <w:r>
+              <w:rPr>
+                <w:lang w:val="ru-RU"/>
+              </w:rPr>
+              <w:t>Верхняя плата</w:t>
+            </w:r>
+          </w:p>
+        </w:tc>
+      </w:tr>
+      <w:tr>
+        <w:trPr>
+          <w:jc w:val="center"/>
+        </w:trPr>
+        <w:tc>
+          <w:tcPr>
+            <w:tcW w:w="3256" w:type="dxa"/>
+          </w:tcPr>
+          <w:p>
+            <w:pPr>
+              <w:spacing w:line="276" w:lineRule="auto"/>
+              <w:jc w:val="center"/>
+            </w:pPr>
+            <w:r>
+              <w:t>(</w:t>
+            </w:r>
+            <w:r>
+              <w:t>SPI</w:t>
+            </w:r>
+            <w:r>
+              <w:rPr>
+                <w:lang w:val="ru-RU"/>
+              </w:rPr>
+              <w:t>4</w:t>
+            </w:r>
+            <w:r>
+              <w:t xml:space="preserve">) </w:t>
+            </w:r>
+            <w:r>
+              <w:t>CS</w:t>
+            </w:r>
+            <w:r>
+              <w:rPr>
+                <w:lang w:val="ru-RU"/>
+              </w:rPr>
+              <w:t>15</w:t>
+            </w:r>
+          </w:p>
+        </w:tc>
+        <w:tc>
+          <w:tcPr>
+            <w:tcW w:w="3118" w:type="dxa"/>
+          </w:tcPr>
+          <w:p>
+            <w:pPr>
+              <w:spacing w:line="276" w:lineRule="auto"/>
+              <w:jc w:val="center"/>
+            </w:pPr>
+            <w:r>
+              <w:t>PD2</w:t>
+            </w:r>
+          </w:p>
+        </w:tc>
+        <w:tc>
+          <w:tcPr>
+            <w:tcW w:w="2976" w:type="dxa"/>
+          </w:tcPr>
+          <w:p>
+            <w:pPr>
+              <w:spacing w:line="276" w:lineRule="auto"/>
+              <w:jc w:val="center"/>
+            </w:pPr>
+            <w:r>
+              <w:rPr>
+                <w:lang w:val="ru-RU"/>
+              </w:rPr>
+              <w:t>Верхняя плата</w:t>
+            </w:r>
+          </w:p>
+        </w:tc>
+      </w:tr>
+      <w:tr>
+        <w:trPr>
+          <w:jc w:val="center"/>
+        </w:trPr>
+        <w:tc>
+          <w:tcPr>
+            <w:tcW w:w="3256" w:type="dxa"/>
+          </w:tcPr>
+          <w:p>
+            <w:pPr>
+              <w:spacing w:line="276" w:lineRule="auto"/>
+              <w:jc w:val="center"/>
+            </w:pPr>
+            <w:r>
+              <w:t>(</w:t>
+            </w:r>
+            <w:r>
+              <w:t>SPI</w:t>
+            </w:r>
+            <w:r>
+              <w:rPr>
+                <w:lang w:val="ru-RU"/>
+              </w:rPr>
+              <w:t>4</w:t>
+            </w:r>
+            <w:r>
+              <w:t xml:space="preserve">) </w:t>
+            </w:r>
+            <w:r>
+              <w:t>CS</w:t>
+            </w:r>
+            <w:r>
+              <w:rPr>
+                <w:lang w:val="ru-RU"/>
+              </w:rPr>
+              <w:t>16</w:t>
+            </w:r>
+          </w:p>
+        </w:tc>
+        <w:tc>
+          <w:tcPr>
+            <w:tcW w:w="3118" w:type="dxa"/>
+          </w:tcPr>
+          <w:p>
+            <w:pPr>
+              <w:spacing w:line="276" w:lineRule="auto"/>
+              <w:jc w:val="center"/>
+            </w:pPr>
+            <w:r>
+              <w:t>PD3</w:t>
+            </w:r>
+          </w:p>
+        </w:tc>
+        <w:tc>
+          <w:tcPr>
+            <w:tcW w:w="2976" w:type="dxa"/>
+          </w:tcPr>
+          <w:p>
+            <w:pPr>
+              <w:spacing w:line="276" w:lineRule="auto"/>
+              <w:jc w:val="center"/>
+            </w:pPr>
+            <w:r>
+              <w:rPr>
+                <w:lang w:val="ru-RU"/>
+              </w:rPr>
+              <w:t>Верхняя плата</w:t>
+            </w:r>
+          </w:p>
+        </w:tc>
+      </w:tr>
+      <w:tr>
+        <w:trPr>
+          <w:jc w:val="center"/>
+        </w:trPr>
+        <w:tc>
+          <w:tcPr>
+            <w:tcW w:w="3256" w:type="dxa"/>
+          </w:tcPr>
+          <w:p>
+            <w:pPr>
+              <w:spacing w:line="276" w:lineRule="auto"/>
+              <w:jc w:val="center"/>
+            </w:pPr>
+            <w:r>
+              <w:t>(</w:t>
+            </w:r>
+            <w:r>
+              <w:t>SPI</w:t>
+            </w:r>
+            <w:r>
+              <w:rPr>
+                <w:lang w:val="ru-RU"/>
+              </w:rPr>
+              <w:t>4</w:t>
+            </w:r>
+            <w:r>
+              <w:t xml:space="preserve">) </w:t>
+            </w:r>
+            <w:r>
+              <w:t>CS</w:t>
+            </w:r>
+            <w:r>
+              <w:rPr>
+                <w:lang w:val="ru-RU"/>
+              </w:rPr>
+              <w:t>17</w:t>
+            </w:r>
+          </w:p>
+        </w:tc>
+        <w:tc>
+          <w:tcPr>
+            <w:tcW w:w="3118" w:type="dxa"/>
+          </w:tcPr>
+          <w:p>
+            <w:pPr>
+              <w:spacing w:line="276" w:lineRule="auto"/>
+              <w:jc w:val="center"/>
+            </w:pPr>
+            <w:r>
+              <w:t>PG9</w:t>
+            </w:r>
+          </w:p>
+        </w:tc>
+        <w:tc>
+          <w:tcPr>
+            <w:tcW w:w="2976" w:type="dxa"/>
+          </w:tcPr>
+          <w:p>
+            <w:pPr>
+              <w:spacing w:line="276" w:lineRule="auto"/>
+              <w:jc w:val="center"/>
+            </w:pPr>
+            <w:r>
+              <w:rPr>
+                <w:lang w:val="ru-RU"/>
+              </w:rPr>
+              <w:t>Верхняя плата</w:t>
+            </w:r>
+          </w:p>
+        </w:tc>
+      </w:tr>
+      <w:tr>
+        <w:trPr>
+          <w:jc w:val="center"/>
+        </w:trPr>
+        <w:tc>
+          <w:tcPr>
+            <w:tcW w:w="3256" w:type="dxa"/>
+          </w:tcPr>
+          <w:p>
+            <w:pPr>
+              <w:spacing w:line="276" w:lineRule="auto"/>
+              <w:jc w:val="center"/>
+            </w:pPr>
+            <w:r>
+              <w:t>(</w:t>
+            </w:r>
+            <w:r>
+              <w:t>SPI</w:t>
+            </w:r>
+            <w:r>
+              <w:rPr>
+                <w:lang w:val="ru-RU"/>
+              </w:rPr>
+              <w:t>4</w:t>
+            </w:r>
+            <w:r>
+              <w:t xml:space="preserve">) </w:t>
+            </w:r>
+            <w:r>
+              <w:t>CS</w:t>
+            </w:r>
+            <w:r>
+              <w:rPr>
+                <w:lang w:val="ru-RU"/>
+              </w:rPr>
+              <w:t>18</w:t>
+            </w:r>
+          </w:p>
+        </w:tc>
+        <w:tc>
+          <w:tcPr>
+            <w:tcW w:w="3118" w:type="dxa"/>
+          </w:tcPr>
+          <w:p>
+            <w:pPr>
+              <w:spacing w:line="276" w:lineRule="auto"/>
+              <w:jc w:val="center"/>
+            </w:pPr>
+            <w:r>
+              <w:t>PG15</w:t>
+            </w:r>
+          </w:p>
+        </w:tc>
+        <w:tc>
+          <w:tcPr>
+            <w:tcW w:w="2976" w:type="dxa"/>
+          </w:tcPr>
+          <w:p>
+            <w:pPr>
+              <w:spacing w:line="276" w:lineRule="auto"/>
+              <w:jc w:val="center"/>
+            </w:pPr>
+            <w:r>
+              <w:rPr>
+                <w:lang w:val="ru-RU"/>
+              </w:rPr>
+              <w:t>Верхняя плата</w:t>
             </w:r>
           </w:p>
         </w:tc>

--- a/Распиновка  подключения плат.docx
+++ b/Распиновка  подключения плат.docx
@@ -2099,31 +2099,7 @@
           <w:lang w:val="ru-RU"/>
         </w:rPr>
         <w:lastRenderedPageBreak/>
-        <w:t xml:space="preserve">Таблица </w:t>
-      </w:r>
-      <w:r>
-        <w:rPr>
-          <w:lang w:val="ru-RU"/>
-        </w:rPr>
-        <w:t>2</w:t>
-      </w:r>
-      <w:r>
-        <w:rPr>
-          <w:lang w:val="ru-RU"/>
-        </w:rPr>
-        <w:t xml:space="preserve">. (Таблица соединений контроллера с </w:t>
-      </w:r>
-      <w:r>
-        <w:rPr>
-          <w:lang w:val="ru-RU"/>
-        </w:rPr>
-        <w:t>верхним</w:t>
-      </w:r>
-      <w:r>
-        <w:rPr>
-          <w:lang w:val="ru-RU"/>
-        </w:rPr>
-        <w:t xml:space="preserve"> массивом из 18 </w:t>
+        <w:t xml:space="preserve">Таблица 2. (Таблица соединений контроллера с верхним массивом из 18 </w:t>
       </w:r>
       <w:r>
         <w:t>ICM</w:t>
@@ -2304,13 +2280,7 @@
               <w:rPr>
                 <w:lang w:val="ru-RU"/>
               </w:rPr>
-              <w:t>Верхняя</w:t>
-            </w:r>
-            <w:r>
-              <w:rPr>
-                <w:lang w:val="ru-RU"/>
-              </w:rPr>
-              <w:t xml:space="preserve"> плата</w:t>
+              <w:t>Верхняя плата</w:t>
             </w:r>
           </w:p>
         </w:tc>
@@ -3664,10 +3634,7 @@
               <w:t>SPI</w:t>
             </w:r>
             <w:r>
-              <w:rPr>
-                <w:lang w:val="ru-RU"/>
-              </w:rPr>
-              <w:t>4</w:t>
+              <w:t>6</w:t>
             </w:r>
             <w:r>
               <w:t xml:space="preserve">) </w:t>
@@ -3735,10 +3702,7 @@
               <w:t>SPI</w:t>
             </w:r>
             <w:r>
-              <w:rPr>
-                <w:lang w:val="ru-RU"/>
-              </w:rPr>
-              <w:t>4</w:t>
+              <w:t>6</w:t>
             </w:r>
             <w:r>
               <w:t xml:space="preserve">) </w:t>
@@ -3806,10 +3770,7 @@
               <w:t>SPI</w:t>
             </w:r>
             <w:r>
-              <w:rPr>
-                <w:lang w:val="ru-RU"/>
-              </w:rPr>
-              <w:t>4</w:t>
+              <w:t>6</w:t>
             </w:r>
             <w:r>
               <w:t xml:space="preserve">) </w:t>
@@ -3877,10 +3838,7 @@
               <w:t>SPI</w:t>
             </w:r>
             <w:r>
-              <w:rPr>
-                <w:lang w:val="ru-RU"/>
-              </w:rPr>
-              <w:t>4</w:t>
+              <w:t>6</w:t>
             </w:r>
             <w:r>
               <w:t xml:space="preserve">) </w:t>
@@ -3948,10 +3906,7 @@
               <w:t>SPI</w:t>
             </w:r>
             <w:r>
-              <w:rPr>
-                <w:lang w:val="ru-RU"/>
-              </w:rPr>
-              <w:t>4</w:t>
+              <w:t>6</w:t>
             </w:r>
             <w:r>
               <w:t xml:space="preserve">) </w:t>
@@ -4019,10 +3974,7 @@
               <w:t>SPI</w:t>
             </w:r>
             <w:r>
-              <w:rPr>
-                <w:lang w:val="ru-RU"/>
-              </w:rPr>
-              <w:t>4</w:t>
+              <w:t>6</w:t>
             </w:r>
             <w:r>
               <w:t xml:space="preserve">) </w:t>
